--- a/Rishi_Ravula.docx
+++ b/Rishi_Ravula.docx
@@ -215,7 +215,7 @@
           </mc:Choice>
           <mc:Fallback>
             <w:pict>
-              <v:shape w14:anchorId="50C1E251" id="Graphic 1" o:spid="_x0000_s1026" style="position:absolute;margin-left:40pt;margin-top:19.95pt;width:532pt;height:.1pt;z-index:-15728640;visibility:visible;mso-wrap-style:square;mso-wrap-distance-left:0;mso-wrap-distance-top:0;mso-wrap-distance-right:0;mso-wrap-distance-bottom:0;mso-position-horizontal:absolute;mso-position-horizontal-relative:page;mso-position-vertical:absolute;mso-position-vertical-relative:text;v-text-anchor:top" coordsize="6756400,1270" o:gfxdata="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" path="m6756400,l,e" filled="f" strokeweight="2pt">
+              <v:shape w14:anchorId="2FDEB74D" id="Graphic 1" o:spid="_x0000_s1026" style="position:absolute;margin-left:40pt;margin-top:19.95pt;width:532pt;height:.1pt;z-index:-15728640;visibility:visible;mso-wrap-style:square;mso-wrap-distance-left:0;mso-wrap-distance-top:0;mso-wrap-distance-right:0;mso-wrap-distance-bottom:0;mso-position-horizontal:absolute;mso-position-horizontal-relative:page;mso-position-vertical:absolute;mso-position-vertical-relative:text;v-text-anchor:top" coordsize="6756400,1270" o:gfxdata="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" path="m6756400,l,e" filled="f" strokeweight="2pt">
                 <v:path arrowok="t"/>
                 <w10:wrap type="topAndBottom" anchorx="page"/>
               </v:shape>
@@ -487,7 +487,7 @@
           </mc:Choice>
           <mc:Fallback>
             <w:pict>
-              <v:shape w14:anchorId="3F61C513" id="Graphic 2" o:spid="_x0000_s1026" style="position:absolute;margin-left:40pt;margin-top:14.65pt;width:532pt;height:.1pt;z-index:-15728128;visibility:visible;mso-wrap-style:square;mso-wrap-distance-left:0;mso-wrap-distance-top:0;mso-wrap-distance-right:0;mso-wrap-distance-bottom:0;mso-position-horizontal:absolute;mso-position-horizontal-relative:page;mso-position-vertical:absolute;mso-position-vertical-relative:text;v-text-anchor:top" coordsize="6756400,1270" o:gfxdata="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" path="m6756400,l,e" filled="f" strokeweight="2pt">
+              <v:shape w14:anchorId="2ACE4B15" id="Graphic 2" o:spid="_x0000_s1026" style="position:absolute;margin-left:40pt;margin-top:14.65pt;width:532pt;height:.1pt;z-index:-15728128;visibility:visible;mso-wrap-style:square;mso-wrap-distance-left:0;mso-wrap-distance-top:0;mso-wrap-distance-right:0;mso-wrap-distance-bottom:0;mso-position-horizontal:absolute;mso-position-horizontal-relative:page;mso-position-vertical:absolute;mso-position-vertical-relative:text;v-text-anchor:top" coordsize="6756400,1270" o:gfxdata="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" path="m6756400,l,e" filled="f" strokeweight="2pt">
                 <v:path arrowok="t"/>
                 <w10:wrap type="topAndBottom" anchorx="page"/>
               </v:shape>
@@ -714,7 +714,7 @@
           </mc:Choice>
           <mc:Fallback>
             <w:pict>
-              <v:shape w14:anchorId="6B6A4BF4" id="Graphic 3" o:spid="_x0000_s1026" style="position:absolute;margin-left:40pt;margin-top:14.65pt;width:532pt;height:.1pt;z-index:-15727616;visibility:visible;mso-wrap-style:square;mso-wrap-distance-left:0;mso-wrap-distance-top:0;mso-wrap-distance-right:0;mso-wrap-distance-bottom:0;mso-position-horizontal:absolute;mso-position-horizontal-relative:page;mso-position-vertical:absolute;mso-position-vertical-relative:text;v-text-anchor:top" coordsize="6756400,1270" o:gfxdata="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" path="m6756400,l,e" filled="f" strokeweight="2pt">
+              <v:shape w14:anchorId="0843DA06" id="Graphic 3" o:spid="_x0000_s1026" style="position:absolute;margin-left:40pt;margin-top:14.65pt;width:532pt;height:.1pt;z-index:-15727616;visibility:visible;mso-wrap-style:square;mso-wrap-distance-left:0;mso-wrap-distance-top:0;mso-wrap-distance-right:0;mso-wrap-distance-bottom:0;mso-position-horizontal:absolute;mso-position-horizontal-relative:page;mso-position-vertical:absolute;mso-position-vertical-relative:text;v-text-anchor:top" coordsize="6756400,1270" o:gfxdata="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" path="m6756400,l,e" filled="f" strokeweight="2pt">
                 <v:path arrowok="t"/>
                 <w10:wrap type="topAndBottom" anchorx="page"/>
               </v:shape>
@@ -750,13 +750,10 @@
         <w:spacing w:before="89"/>
       </w:pPr>
       <w:r>
-        <w:t xml:space="preserve">Capital </w:t>
-      </w:r>
-      <w:r>
         <w:rPr>
           <w:spacing w:val="-5"/>
         </w:rPr>
-        <w:t>One</w:t>
+        <w:t>Coinbase</w:t>
       </w:r>
       <w:r>
         <w:tab/>
@@ -807,10 +804,8 @@
     <w:p>
       <w:pPr>
         <w:tabs>
-          <w:tab w:val="left" w:pos="9166"/>
+          <w:tab w:val="left" w:pos="8719"/>
         </w:tabs>
-        <w:spacing w:before="9"/>
-        <w:ind w:left="119"/>
         <w:rPr>
           <w:i/>
           <w:sz w:val="18"/>
@@ -821,7 +816,43 @@
           <w:i/>
           <w:sz w:val="18"/>
         </w:rPr>
-        <w:t>Senior Associate</w:t>
+        <w:t xml:space="preserve">  </w:t>
+      </w:r>
+      <w:r>
+        <w:rPr>
+          <w:i/>
+          <w:sz w:val="18"/>
+        </w:rPr>
+        <w:t>Software</w:t>
+      </w:r>
+      <w:r>
+        <w:rPr>
+          <w:i/>
+          <w:spacing w:val="-6"/>
+          <w:sz w:val="18"/>
+        </w:rPr>
+        <w:t xml:space="preserve"> </w:t>
+      </w:r>
+      <w:r>
+        <w:rPr>
+          <w:i/>
+          <w:sz w:val="18"/>
+        </w:rPr>
+        <w:t>Engineer</w:t>
+      </w:r>
+      <w:r>
+        <w:rPr>
+          <w:i/>
+          <w:sz w:val="18"/>
+        </w:rPr>
+        <w:tab/>
+      </w:r>
+      <w:r>
+        <w:rPr>
+          <w:i/>
+          <w:sz w:val="18"/>
+        </w:rPr>
+        <w:t xml:space="preserve">         October</w:t>
       </w:r>
       <w:r>
         <w:rPr>
@@ -836,7 +867,29 @@
           <w:i/>
           <w:sz w:val="18"/>
         </w:rPr>
-        <w:t>Software</w:t>
+        <w:t>202</w:t>
+      </w:r>
+      <w:r>
+        <w:rPr>
+          <w:i/>
+          <w:sz w:val="18"/>
+        </w:rPr>
+        <w:t>5</w:t>
+      </w:r>
+      <w:r>
+        <w:rPr>
+          <w:i/>
+          <w:spacing w:val="-4"/>
+          <w:sz w:val="18"/>
+        </w:rPr>
+        <w:t xml:space="preserve"> </w:t>
+      </w:r>
+      <w:r>
+        <w:rPr>
+          <w:i/>
+          <w:sz w:val="18"/>
+        </w:rPr>
+        <w:t>-</w:t>
       </w:r>
       <w:r>
         <w:rPr>
@@ -849,41 +902,9 @@
       <w:r>
         <w:rPr>
           <w:i/>
-          <w:spacing w:val="-2"/>
-          <w:sz w:val="18"/>
-        </w:rPr>
-        <w:t>Engineer</w:t>
-      </w:r>
-      <w:r>
-        <w:rPr>
-          <w:i/>
-          <w:sz w:val="18"/>
-        </w:rPr>
-        <w:tab/>
-        <w:t>August</w:t>
-      </w:r>
-      <w:r>
-        <w:rPr>
-          <w:i/>
-          <w:spacing w:val="-7"/>
-          <w:sz w:val="18"/>
-        </w:rPr>
-        <w:t xml:space="preserve"> </w:t>
-      </w:r>
-      <w:r>
-        <w:rPr>
-          <w:i/>
-          <w:sz w:val="18"/>
-        </w:rPr>
-        <w:t>2024 -</w:t>
-      </w:r>
-      <w:r>
-        <w:rPr>
-          <w:i/>
-          <w:spacing w:val="-2"/>
-          <w:sz w:val="18"/>
-        </w:rPr>
-        <w:t xml:space="preserve"> Present</w:t>
+          <w:sz w:val="18"/>
+        </w:rPr>
+        <w:t>Present</w:t>
       </w:r>
     </w:p>
     <w:p>
@@ -905,229 +926,55 @@
         <w:rPr>
           <w:sz w:val="18"/>
         </w:rPr>
-        <w:t>Building</w:t>
-      </w:r>
-      <w:r>
-        <w:rPr>
-          <w:spacing w:val="-7"/>
-          <w:sz w:val="18"/>
-        </w:rPr>
-        <w:t xml:space="preserve"> </w:t>
-      </w:r>
-      <w:r>
-        <w:rPr>
-          <w:b/>
-          <w:sz w:val="18"/>
-        </w:rPr>
-        <w:t>MCP-based</w:t>
-      </w:r>
-      <w:r>
-        <w:rPr>
-          <w:b/>
-          <w:spacing w:val="-1"/>
-          <w:sz w:val="18"/>
-        </w:rPr>
-        <w:t xml:space="preserve"> </w:t>
-      </w:r>
-      <w:r>
-        <w:rPr>
-          <w:b/>
-          <w:sz w:val="18"/>
-        </w:rPr>
-        <w:t>LLM</w:t>
-      </w:r>
-      <w:r>
-        <w:rPr>
-          <w:b/>
-          <w:spacing w:val="-12"/>
-          <w:sz w:val="18"/>
-        </w:rPr>
-        <w:t xml:space="preserve"> </w:t>
-      </w:r>
-      <w:r>
-        <w:rPr>
-          <w:b/>
-          <w:sz w:val="18"/>
-        </w:rPr>
-        <w:t>Agents</w:t>
-      </w:r>
-      <w:r>
-        <w:rPr>
-          <w:b/>
-          <w:spacing w:val="-2"/>
-          <w:sz w:val="18"/>
-        </w:rPr>
-        <w:t xml:space="preserve"> </w:t>
-      </w:r>
-      <w:r>
-        <w:rPr>
-          <w:sz w:val="18"/>
-        </w:rPr>
-        <w:t>to</w:t>
-      </w:r>
-      <w:r>
-        <w:rPr>
-          <w:spacing w:val="-5"/>
-          <w:sz w:val="18"/>
-        </w:rPr>
-        <w:t xml:space="preserve"> </w:t>
-      </w:r>
-      <w:r>
-        <w:rPr>
-          <w:sz w:val="18"/>
-        </w:rPr>
-        <w:t>perform</w:t>
-      </w:r>
-      <w:r>
-        <w:rPr>
-          <w:spacing w:val="-2"/>
-          <w:sz w:val="18"/>
-        </w:rPr>
-        <w:t xml:space="preserve"> </w:t>
-      </w:r>
-      <w:r>
-        <w:rPr>
-          <w:sz w:val="18"/>
-        </w:rPr>
-        <w:t>continuous,</w:t>
-      </w:r>
-      <w:r>
-        <w:rPr>
-          <w:spacing w:val="-4"/>
-          <w:sz w:val="18"/>
-        </w:rPr>
-        <w:t xml:space="preserve"> </w:t>
-      </w:r>
-      <w:r>
-        <w:rPr>
-          <w:sz w:val="18"/>
-        </w:rPr>
-        <w:t>near-real-time</w:t>
-      </w:r>
-      <w:r>
-        <w:rPr>
-          <w:spacing w:val="-2"/>
-          <w:sz w:val="18"/>
-        </w:rPr>
-        <w:t xml:space="preserve"> </w:t>
-      </w:r>
-      <w:r>
-        <w:rPr>
-          <w:sz w:val="18"/>
-        </w:rPr>
-        <w:t>monitoring:</w:t>
-      </w:r>
-      <w:r>
-        <w:rPr>
-          <w:spacing w:val="-3"/>
-          <w:sz w:val="18"/>
-        </w:rPr>
-        <w:t xml:space="preserve"> </w:t>
-      </w:r>
-      <w:r>
-        <w:rPr>
-          <w:b/>
-          <w:sz w:val="18"/>
-        </w:rPr>
-        <w:t>decreasing</w:t>
-      </w:r>
-      <w:r>
-        <w:rPr>
-          <w:b/>
-          <w:spacing w:val="-3"/>
-          <w:sz w:val="18"/>
-        </w:rPr>
-        <w:t xml:space="preserve"> </w:t>
-      </w:r>
-      <w:r>
-        <w:rPr>
-          <w:b/>
-          <w:sz w:val="18"/>
-        </w:rPr>
-        <w:t>Mean</w:t>
-      </w:r>
-      <w:r>
-        <w:rPr>
-          <w:b/>
-          <w:spacing w:val="-6"/>
-          <w:sz w:val="18"/>
-        </w:rPr>
-        <w:t xml:space="preserve"> </w:t>
-      </w:r>
-      <w:r>
-        <w:rPr>
-          <w:b/>
-          <w:sz w:val="18"/>
-        </w:rPr>
-        <w:t>Time</w:t>
-      </w:r>
-      <w:r>
-        <w:rPr>
-          <w:b/>
-          <w:spacing w:val="-2"/>
-          <w:sz w:val="18"/>
-        </w:rPr>
-        <w:t xml:space="preserve"> </w:t>
-      </w:r>
-      <w:r>
-        <w:rPr>
-          <w:b/>
-          <w:sz w:val="18"/>
-        </w:rPr>
-        <w:t>to</w:t>
-      </w:r>
-      <w:r>
-        <w:rPr>
-          <w:b/>
-          <w:spacing w:val="-11"/>
-          <w:sz w:val="18"/>
-        </w:rPr>
-        <w:t xml:space="preserve"> </w:t>
-      </w:r>
-      <w:r>
-        <w:rPr>
-          <w:b/>
-          <w:sz w:val="18"/>
-        </w:rPr>
-        <w:t>Acknowledge</w:t>
-      </w:r>
-      <w:r>
-        <w:rPr>
-          <w:b/>
-          <w:spacing w:val="-3"/>
-          <w:sz w:val="18"/>
-        </w:rPr>
-        <w:t xml:space="preserve"> </w:t>
-      </w:r>
-      <w:r>
-        <w:rPr>
-          <w:b/>
-          <w:sz w:val="18"/>
-        </w:rPr>
-        <w:t>to</w:t>
-      </w:r>
-      <w:r>
-        <w:rPr>
-          <w:b/>
-          <w:spacing w:val="-4"/>
-          <w:sz w:val="18"/>
-        </w:rPr>
-        <w:t xml:space="preserve"> </w:t>
-      </w:r>
-      <w:r>
-        <w:rPr>
-          <w:b/>
-          <w:spacing w:val="-2"/>
-          <w:sz w:val="18"/>
-        </w:rPr>
-        <w:t>minutes</w:t>
-      </w:r>
-      <w:r>
-        <w:rPr>
-          <w:spacing w:val="-2"/>
-          <w:sz w:val="18"/>
-        </w:rPr>
-        <w:t>.</w:t>
+        <w:t xml:space="preserve">Built </w:t>
+      </w:r>
+      <w:r>
+        <w:rPr>
+          <w:b/>
+          <w:bCs/>
+          <w:sz w:val="18"/>
+        </w:rPr>
+        <w:t>40+ per-service</w:t>
+      </w:r>
+      <w:r>
+        <w:rPr>
+          <w:sz w:val="18"/>
+        </w:rPr>
+        <w:t xml:space="preserve"> LLM agents, </w:t>
+      </w:r>
+      <w:r>
+        <w:rPr>
+          <w:b/>
+          <w:bCs/>
+          <w:sz w:val="18"/>
+        </w:rPr>
+        <w:t>reducing production triage time by 75%</w:t>
+      </w:r>
+      <w:r>
+        <w:rPr>
+          <w:sz w:val="18"/>
+        </w:rPr>
+        <w:t xml:space="preserve"> </w:t>
+      </w:r>
+      <w:r>
+        <w:rPr>
+          <w:sz w:val="18"/>
+        </w:rPr>
+        <w:t xml:space="preserve">and implementing over </w:t>
+      </w:r>
+      <w:r>
+        <w:rPr>
+          <w:b/>
+          <w:bCs/>
+          <w:sz w:val="18"/>
+        </w:rPr>
+        <w:t>100+</w:t>
+      </w:r>
+      <w:r>
+        <w:rPr>
+          <w:sz w:val="18"/>
+        </w:rPr>
+        <w:t xml:space="preserve"> Payment Platform feature requests</w:t>
       </w:r>
     </w:p>
     <w:p>
@@ -1151,36 +998,376 @@
         <w:rPr>
           <w:sz w:val="18"/>
         </w:rPr>
-        <w:t>Built</w:t>
-      </w:r>
-      <w:r>
-        <w:rPr>
-          <w:spacing w:val="-2"/>
-          <w:sz w:val="18"/>
-        </w:rPr>
-        <w:t xml:space="preserve"> </w:t>
-      </w:r>
-      <w:r>
-        <w:rPr>
-          <w:sz w:val="18"/>
-        </w:rPr>
-        <w:t>low-latency</w:t>
-      </w:r>
-      <w:r>
-        <w:rPr>
-          <w:spacing w:val="-1"/>
-          <w:sz w:val="18"/>
-        </w:rPr>
-        <w:t xml:space="preserve"> </w:t>
-      </w:r>
-      <w:r>
-        <w:rPr>
-          <w:sz w:val="18"/>
-        </w:rPr>
-        <w:t>filtering APIs</w:t>
-      </w:r>
-      <w:r>
-        <w:rPr>
+        <w:t>Developed</w:t>
+      </w:r>
+      <w:r>
+        <w:rPr>
+          <w:sz w:val="18"/>
+        </w:rPr>
+        <w:t xml:space="preserve"> </w:t>
+      </w:r>
+      <w:r>
+        <w:rPr>
+          <w:sz w:val="18"/>
+        </w:rPr>
+        <w:t xml:space="preserve">an </w:t>
+      </w:r>
+      <w:r>
+        <w:rPr>
+          <w:sz w:val="18"/>
+        </w:rPr>
+        <w:t xml:space="preserve">AI code-intelligence bank indexing </w:t>
+      </w:r>
+      <w:r>
+        <w:rPr>
+          <w:b/>
+          <w:bCs/>
+          <w:sz w:val="18"/>
+        </w:rPr>
+        <w:t>2,700+ projects</w:t>
+      </w:r>
+      <w:r>
+        <w:rPr>
+          <w:sz w:val="18"/>
+        </w:rPr>
+        <w:t xml:space="preserve">, accelerating code discovery, and agentic development for </w:t>
+      </w:r>
+      <w:r>
+        <w:rPr>
+          <w:b/>
+          <w:bCs/>
+          <w:sz w:val="18"/>
+        </w:rPr>
+        <w:t>3,000+ engineers</w:t>
+      </w:r>
+      <w:r>
+        <w:rPr>
+          <w:sz w:val="18"/>
+        </w:rPr>
+        <w:t>.</w:t>
+      </w:r>
+    </w:p>
+    <w:p>
+      <w:pPr>
+        <w:pStyle w:val="ListParagraph"/>
+        <w:numPr>
+          <w:ilvl w:val="0"/>
+          <w:numId w:val="1"/>
+        </w:numPr>
+        <w:tabs>
+          <w:tab w:val="left" w:pos="431"/>
+        </w:tabs>
+        <w:spacing w:before="10"/>
+        <w:ind w:hanging="151"/>
+        <w:rPr>
+          <w:sz w:val="18"/>
+        </w:rPr>
+      </w:pPr>
+      <w:r>
+        <w:rPr>
+          <w:sz w:val="18"/>
+        </w:rPr>
+        <w:t>Founded</w:t>
+      </w:r>
+      <w:r>
+        <w:rPr>
+          <w:sz w:val="18"/>
+        </w:rPr>
+        <w:t xml:space="preserve"> </w:t>
+      </w:r>
+      <w:r>
+        <w:rPr>
+          <w:sz w:val="18"/>
+        </w:rPr>
+        <w:t>Paygent</w:t>
+      </w:r>
+      <w:r>
+        <w:rPr>
+          <w:sz w:val="18"/>
+        </w:rPr>
+        <w:t>, a</w:t>
+      </w:r>
+      <w:r>
+        <w:rPr>
+          <w:sz w:val="18"/>
+        </w:rPr>
+        <w:t xml:space="preserve"> payments</w:t>
+      </w:r>
+      <w:r>
+        <w:rPr>
+          <w:sz w:val="18"/>
+        </w:rPr>
+        <w:t xml:space="preserve"> </w:t>
+      </w:r>
+      <w:r>
+        <w:rPr>
+          <w:sz w:val="18"/>
+        </w:rPr>
+        <w:t>AI</w:t>
+      </w:r>
+      <w:r>
+        <w:rPr>
+          <w:sz w:val="18"/>
+        </w:rPr>
+        <w:t xml:space="preserve"> orchestration harness reducing agent bootstrapping from </w:t>
+      </w:r>
+      <w:r>
+        <w:rPr>
+          <w:b/>
+          <w:bCs/>
+          <w:sz w:val="18"/>
+        </w:rPr>
+        <w:t>2 weeks to 2 days across 15+ internal AI use cases</w:t>
+      </w:r>
+      <w:r>
+        <w:rPr>
+          <w:sz w:val="18"/>
+        </w:rPr>
+        <w:t>.</w:t>
+      </w:r>
+    </w:p>
+    <w:p>
+      <w:pPr>
+        <w:pStyle w:val="ListParagraph"/>
+        <w:numPr>
+          <w:ilvl w:val="0"/>
+          <w:numId w:val="1"/>
+        </w:numPr>
+        <w:tabs>
+          <w:tab w:val="left" w:pos="431"/>
+        </w:tabs>
+        <w:spacing w:before="10"/>
+        <w:ind w:hanging="151"/>
+        <w:rPr>
+          <w:sz w:val="18"/>
+        </w:rPr>
+      </w:pPr>
+      <w:r>
+        <w:rPr>
+          <w:sz w:val="18"/>
+        </w:rPr>
+        <w:t>Created</w:t>
+      </w:r>
+      <w:r>
+        <w:rPr>
+          <w:sz w:val="18"/>
+        </w:rPr>
+        <w:t xml:space="preserve"> </w:t>
+      </w:r>
+      <w:r>
+        <w:rPr>
+          <w:sz w:val="18"/>
+        </w:rPr>
+        <w:t>CB</w:t>
+      </w:r>
+      <w:r>
+        <w:rPr>
+          <w:sz w:val="18"/>
+        </w:rPr>
+        <w:t>Guard, an AI circuit-breaker layer that block</w:t>
+      </w:r>
+      <w:r>
+        <w:rPr>
+          <w:sz w:val="18"/>
+        </w:rPr>
+        <w:t>s</w:t>
+      </w:r>
+      <w:r>
+        <w:rPr>
+          <w:sz w:val="18"/>
+        </w:rPr>
+        <w:t xml:space="preserve"> unsafe tool calls, </w:t>
+      </w:r>
+      <w:r>
+        <w:rPr>
+          <w:sz w:val="18"/>
+        </w:rPr>
+        <w:t xml:space="preserve">caps </w:t>
+      </w:r>
+      <w:r>
+        <w:rPr>
+          <w:sz w:val="18"/>
+        </w:rPr>
+        <w:t>runaway agent</w:t>
+      </w:r>
+      <w:r>
+        <w:rPr>
+          <w:sz w:val="18"/>
+        </w:rPr>
+        <w:t>s</w:t>
+      </w:r>
+      <w:r>
+        <w:rPr>
+          <w:sz w:val="18"/>
+        </w:rPr>
+        <w:t xml:space="preserve">, </w:t>
+      </w:r>
+      <w:r>
+        <w:rPr>
+          <w:b/>
+          <w:bCs/>
+          <w:sz w:val="18"/>
+        </w:rPr>
+        <w:t xml:space="preserve">and reduced </w:t>
+      </w:r>
+      <w:r>
+        <w:rPr>
+          <w:b/>
+          <w:bCs/>
+          <w:sz w:val="18"/>
+        </w:rPr>
+        <w:t>agent execution fails</w:t>
+      </w:r>
+      <w:r>
+        <w:rPr>
+          <w:b/>
+          <w:bCs/>
+          <w:sz w:val="18"/>
+        </w:rPr>
+        <w:t xml:space="preserve"> by 72%.</w:t>
+      </w:r>
+    </w:p>
+    <w:p>
+      <w:pPr>
+        <w:pStyle w:val="Heading2"/>
+        <w:tabs>
+          <w:tab w:val="left" w:pos="9221"/>
+        </w:tabs>
+        <w:spacing w:before="89"/>
+      </w:pPr>
+      <w:r>
+        <w:t xml:space="preserve">Capital </w:t>
+      </w:r>
+      <w:r>
+        <w:rPr>
+          <w:spacing w:val="-5"/>
+        </w:rPr>
+        <w:t>One</w:t>
+      </w:r>
+      <w:r>
+        <w:tab/>
+      </w:r>
+      <w:r>
+        <w:rPr>
+          <w:spacing w:val="-2"/>
+        </w:rPr>
+        <w:t>New</w:t>
+      </w:r>
+      <w:r>
+        <w:rPr>
+          <w:spacing w:val="-14"/>
+        </w:rPr>
+        <w:t xml:space="preserve"> </w:t>
+      </w:r>
+      <w:r>
+        <w:rPr>
+          <w:spacing w:val="-2"/>
+        </w:rPr>
+        <w:t>York,</w:t>
+      </w:r>
+      <w:r>
+        <w:rPr>
+          <w:spacing w:val="-11"/>
+        </w:rPr>
+        <w:t xml:space="preserve"> </w:t>
+      </w:r>
+      <w:r>
+        <w:rPr>
+          <w:spacing w:val="-2"/>
+        </w:rPr>
+        <w:t>NY,</w:t>
+      </w:r>
+      <w:r>
+        <w:rPr>
+          <w:spacing w:val="-9"/>
+        </w:rPr>
+        <w:t xml:space="preserve"> </w:t>
+      </w:r>
+      <w:r>
+        <w:rPr>
+          <w:spacing w:val="-5"/>
+        </w:rPr>
+        <w:t>USA</w:t>
+      </w:r>
+    </w:p>
+    <w:p>
+      <w:pPr>
+        <w:tabs>
+          <w:tab w:val="left" w:pos="8719"/>
+        </w:tabs>
+        <w:rPr>
+          <w:i/>
+          <w:sz w:val="18"/>
+        </w:rPr>
+      </w:pPr>
+      <w:r>
+        <w:rPr>
+          <w:i/>
+          <w:sz w:val="18"/>
+        </w:rPr>
+        <w:t xml:space="preserve">  Senior Associate </w:t>
+      </w:r>
+      <w:r>
+        <w:rPr>
+          <w:i/>
+          <w:sz w:val="18"/>
+        </w:rPr>
+        <w:t>Software</w:t>
+      </w:r>
+      <w:r>
+        <w:rPr>
+          <w:i/>
+          <w:spacing w:val="-6"/>
+          <w:sz w:val="18"/>
+        </w:rPr>
+        <w:t xml:space="preserve"> </w:t>
+      </w:r>
+      <w:r>
+        <w:rPr>
+          <w:i/>
+          <w:sz w:val="18"/>
+        </w:rPr>
+        <w:t>Engineer</w:t>
+      </w:r>
+      <w:r>
+        <w:rPr>
+          <w:i/>
+          <w:sz w:val="18"/>
+        </w:rPr>
+        <w:t xml:space="preserve">                                                                                                                                  </w:t>
+      </w:r>
+      <w:r>
+        <w:rPr>
+          <w:i/>
+          <w:sz w:val="18"/>
+        </w:rPr>
+        <w:t>August</w:t>
+      </w:r>
+      <w:r>
+        <w:rPr>
+          <w:i/>
+          <w:spacing w:val="-5"/>
+          <w:sz w:val="18"/>
+        </w:rPr>
+        <w:t xml:space="preserve"> </w:t>
+      </w:r>
+      <w:r>
+        <w:rPr>
+          <w:i/>
+          <w:sz w:val="18"/>
+        </w:rPr>
+        <w:t>202</w:t>
+      </w:r>
+      <w:r>
+        <w:rPr>
+          <w:i/>
+          <w:sz w:val="18"/>
+        </w:rPr>
+        <w:t>4</w:t>
+      </w:r>
+      <w:r>
+        <w:rPr>
+          <w:i/>
           <w:spacing w:val="-4"/>
           <w:sz w:val="18"/>
         </w:rPr>
@@ -1188,38 +1375,14 @@
       </w:r>
       <w:r>
         <w:rPr>
-          <w:sz w:val="18"/>
-        </w:rPr>
-        <w:t>over</w:t>
-      </w:r>
-      <w:r>
-        <w:rPr>
-          <w:spacing w:val="-1"/>
-          <w:sz w:val="18"/>
-        </w:rPr>
-        <w:t xml:space="preserve"> </w:t>
-      </w:r>
-      <w:r>
-        <w:rPr>
-          <w:sz w:val="18"/>
-        </w:rPr>
-        <w:t>DynamoDB,</w:t>
-      </w:r>
-      <w:r>
-        <w:rPr>
-          <w:spacing w:val="-2"/>
-          <w:sz w:val="18"/>
-        </w:rPr>
-        <w:t xml:space="preserve"> </w:t>
-      </w:r>
-      <w:r>
-        <w:rPr>
-          <w:sz w:val="18"/>
-        </w:rPr>
-        <w:t>enabling real-time</w:t>
-      </w:r>
-      <w:r>
-        <w:rPr>
+          <w:i/>
+          <w:sz w:val="18"/>
+        </w:rPr>
+        <w:t>-</w:t>
+      </w:r>
+      <w:r>
+        <w:rPr>
+          <w:i/>
           <w:spacing w:val="-3"/>
           <w:sz w:val="18"/>
         </w:rPr>
@@ -1227,163 +1390,10 @@
       </w:r>
       <w:r>
         <w:rPr>
-          <w:sz w:val="18"/>
-        </w:rPr>
-        <w:t>queries</w:t>
-      </w:r>
-      <w:r>
-        <w:rPr>
-          <w:spacing w:val="-2"/>
-          <w:sz w:val="18"/>
-        </w:rPr>
-        <w:t xml:space="preserve"> </w:t>
-      </w:r>
-      <w:r>
-        <w:rPr>
-          <w:sz w:val="18"/>
-        </w:rPr>
-        <w:t>on</w:t>
-      </w:r>
-      <w:r>
-        <w:rPr>
-          <w:spacing w:val="-2"/>
-          <w:sz w:val="18"/>
-        </w:rPr>
-        <w:t xml:space="preserve"> </w:t>
-      </w:r>
-      <w:r>
-        <w:rPr>
-          <w:b/>
-          <w:sz w:val="18"/>
-        </w:rPr>
-        <w:t>400+</w:t>
-      </w:r>
-      <w:r>
-        <w:rPr>
-          <w:b/>
-          <w:spacing w:val="-3"/>
-          <w:sz w:val="18"/>
-        </w:rPr>
-        <w:t xml:space="preserve"> </w:t>
-      </w:r>
-      <w:r>
-        <w:rPr>
-          <w:b/>
-          <w:sz w:val="18"/>
-        </w:rPr>
-        <w:t>datasets</w:t>
-      </w:r>
-      <w:r>
-        <w:rPr>
-          <w:sz w:val="18"/>
-        </w:rPr>
-        <w:t xml:space="preserve">; </w:t>
-      </w:r>
-      <w:r>
-        <w:rPr>
-          <w:b/>
-          <w:sz w:val="18"/>
-        </w:rPr>
-        <w:t>$1M+</w:t>
-      </w:r>
-      <w:r>
-        <w:rPr>
-          <w:b/>
-          <w:spacing w:val="-1"/>
-          <w:sz w:val="18"/>
-        </w:rPr>
-        <w:t xml:space="preserve"> </w:t>
-      </w:r>
-      <w:r>
-        <w:rPr>
-          <w:b/>
-          <w:sz w:val="18"/>
-        </w:rPr>
-        <w:t>in</w:t>
-      </w:r>
-      <w:r>
-        <w:rPr>
-          <w:b/>
-          <w:spacing w:val="-2"/>
-          <w:sz w:val="18"/>
-        </w:rPr>
-        <w:t xml:space="preserve"> </w:t>
-      </w:r>
-      <w:r>
-        <w:rPr>
-          <w:b/>
-          <w:sz w:val="18"/>
-        </w:rPr>
-        <w:t>data</w:t>
-      </w:r>
-      <w:r>
-        <w:rPr>
-          <w:b/>
-          <w:spacing w:val="-1"/>
-          <w:sz w:val="18"/>
-        </w:rPr>
-        <w:t xml:space="preserve"> </w:t>
-      </w:r>
-      <w:r>
-        <w:rPr>
-          <w:b/>
-          <w:sz w:val="18"/>
-        </w:rPr>
-        <w:t>monetization</w:t>
-      </w:r>
-      <w:r>
-        <w:rPr>
-          <w:b/>
-          <w:spacing w:val="-3"/>
-          <w:sz w:val="18"/>
-        </w:rPr>
-        <w:t xml:space="preserve"> </w:t>
-      </w:r>
-      <w:r>
-        <w:rPr>
-          <w:b/>
-          <w:sz w:val="18"/>
-        </w:rPr>
-        <w:t>at</w:t>
-      </w:r>
-      <w:r>
-        <w:rPr>
-          <w:b/>
-          <w:spacing w:val="-4"/>
-          <w:sz w:val="18"/>
-        </w:rPr>
-        <w:t xml:space="preserve"> </w:t>
-      </w:r>
-      <w:r>
-        <w:rPr>
-          <w:b/>
-          <w:sz w:val="18"/>
-        </w:rPr>
-        <w:t>60K+</w:t>
-      </w:r>
-      <w:r>
-        <w:rPr>
-          <w:b/>
-          <w:spacing w:val="3"/>
-          <w:sz w:val="18"/>
-        </w:rPr>
-        <w:t xml:space="preserve"> </w:t>
-      </w:r>
-      <w:r>
-        <w:rPr>
-          <w:b/>
-          <w:spacing w:val="-5"/>
-          <w:sz w:val="18"/>
-        </w:rPr>
-        <w:t>QPS</w:t>
-      </w:r>
-      <w:r>
-        <w:rPr>
-          <w:b/>
-          <w:spacing w:val="-5"/>
-          <w:sz w:val="18"/>
-        </w:rPr>
-        <w:t>.</w:t>
+          <w:i/>
+          <w:sz w:val="18"/>
+        </w:rPr>
+        <w:t>September 2025</w:t>
       </w:r>
     </w:p>
     <w:p>
@@ -1405,20 +1415,91 @@
         <w:rPr>
           <w:sz w:val="18"/>
         </w:rPr>
-        <w:t>Spearheading</w:t>
-      </w:r>
-      <w:r>
-        <w:rPr>
-          <w:spacing w:val="-2"/>
-          <w:sz w:val="18"/>
-        </w:rPr>
-        <w:t xml:space="preserve"> </w:t>
-      </w:r>
-      <w:r>
-        <w:rPr>
-          <w:sz w:val="18"/>
-        </w:rPr>
-        <w:t>MVP</w:t>
+        <w:t>Created a</w:t>
+      </w:r>
+      <w:r>
+        <w:rPr>
+          <w:spacing w:val="-7"/>
+          <w:sz w:val="18"/>
+        </w:rPr>
+        <w:t xml:space="preserve"> </w:t>
+      </w:r>
+      <w:r>
+        <w:rPr>
+          <w:b/>
+          <w:sz w:val="18"/>
+        </w:rPr>
+        <w:t>MCP-based</w:t>
+      </w:r>
+      <w:r>
+        <w:rPr>
+          <w:b/>
+          <w:spacing w:val="-1"/>
+          <w:sz w:val="18"/>
+        </w:rPr>
+        <w:t xml:space="preserve"> </w:t>
+      </w:r>
+      <w:r>
+        <w:rPr>
+          <w:b/>
+          <w:sz w:val="18"/>
+        </w:rPr>
+        <w:t>LLM</w:t>
+      </w:r>
+      <w:r>
+        <w:rPr>
+          <w:b/>
+          <w:spacing w:val="-12"/>
+          <w:sz w:val="18"/>
+        </w:rPr>
+        <w:t xml:space="preserve"> </w:t>
+      </w:r>
+      <w:r>
+        <w:rPr>
+          <w:b/>
+          <w:sz w:val="18"/>
+        </w:rPr>
+        <w:t>Agents</w:t>
+      </w:r>
+      <w:r>
+        <w:rPr>
+          <w:b/>
+          <w:spacing w:val="-2"/>
+          <w:sz w:val="18"/>
+        </w:rPr>
+        <w:t xml:space="preserve"> </w:t>
+      </w:r>
+      <w:r>
+        <w:rPr>
+          <w:sz w:val="18"/>
+        </w:rPr>
+        <w:t>to</w:t>
+      </w:r>
+      <w:r>
+        <w:rPr>
+          <w:spacing w:val="-5"/>
+          <w:sz w:val="18"/>
+        </w:rPr>
+        <w:t xml:space="preserve"> </w:t>
+      </w:r>
+      <w:r>
+        <w:rPr>
+          <w:sz w:val="18"/>
+        </w:rPr>
+        <w:t>perform</w:t>
+      </w:r>
+      <w:r>
+        <w:rPr>
+          <w:spacing w:val="-2"/>
+          <w:sz w:val="18"/>
+        </w:rPr>
+        <w:t xml:space="preserve"> </w:t>
+      </w:r>
+      <w:r>
+        <w:rPr>
+          <w:sz w:val="18"/>
+        </w:rPr>
+        <w:t>continuous,</w:t>
       </w:r>
       <w:r>
         <w:rPr>
@@ -1431,10 +1512,113 @@
         <w:rPr>
           <w:sz w:val="18"/>
         </w:rPr>
-        <w:t>for</w:t>
-      </w:r>
-      <w:r>
-        <w:rPr>
+        <w:t>near-real-time</w:t>
+      </w:r>
+      <w:r>
+        <w:rPr>
+          <w:spacing w:val="-2"/>
+          <w:sz w:val="18"/>
+        </w:rPr>
+        <w:t xml:space="preserve"> </w:t>
+      </w:r>
+      <w:r>
+        <w:rPr>
+          <w:sz w:val="18"/>
+        </w:rPr>
+        <w:t>monitoring:</w:t>
+      </w:r>
+      <w:r>
+        <w:rPr>
+          <w:spacing w:val="-3"/>
+          <w:sz w:val="18"/>
+        </w:rPr>
+        <w:t xml:space="preserve"> </w:t>
+      </w:r>
+      <w:r>
+        <w:rPr>
+          <w:b/>
+          <w:sz w:val="18"/>
+        </w:rPr>
+        <w:t>decreasing</w:t>
+      </w:r>
+      <w:r>
+        <w:rPr>
+          <w:b/>
+          <w:spacing w:val="-3"/>
+          <w:sz w:val="18"/>
+        </w:rPr>
+        <w:t xml:space="preserve"> </w:t>
+      </w:r>
+      <w:r>
+        <w:rPr>
+          <w:b/>
+          <w:sz w:val="18"/>
+        </w:rPr>
+        <w:t>Mean</w:t>
+      </w:r>
+      <w:r>
+        <w:rPr>
+          <w:b/>
+          <w:spacing w:val="-6"/>
+          <w:sz w:val="18"/>
+        </w:rPr>
+        <w:t xml:space="preserve"> </w:t>
+      </w:r>
+      <w:r>
+        <w:rPr>
+          <w:b/>
+          <w:sz w:val="18"/>
+        </w:rPr>
+        <w:t>Time</w:t>
+      </w:r>
+      <w:r>
+        <w:rPr>
+          <w:b/>
+          <w:spacing w:val="-2"/>
+          <w:sz w:val="18"/>
+        </w:rPr>
+        <w:t xml:space="preserve"> </w:t>
+      </w:r>
+      <w:r>
+        <w:rPr>
+          <w:b/>
+          <w:sz w:val="18"/>
+        </w:rPr>
+        <w:t>to</w:t>
+      </w:r>
+      <w:r>
+        <w:rPr>
+          <w:b/>
+          <w:spacing w:val="-11"/>
+          <w:sz w:val="18"/>
+        </w:rPr>
+        <w:t xml:space="preserve"> </w:t>
+      </w:r>
+      <w:r>
+        <w:rPr>
+          <w:b/>
+          <w:sz w:val="18"/>
+        </w:rPr>
+        <w:t>Acknowledge</w:t>
+      </w:r>
+      <w:r>
+        <w:rPr>
+          <w:b/>
+          <w:spacing w:val="-3"/>
+          <w:sz w:val="18"/>
+        </w:rPr>
+        <w:t xml:space="preserve"> </w:t>
+      </w:r>
+      <w:r>
+        <w:rPr>
+          <w:b/>
+          <w:sz w:val="18"/>
+        </w:rPr>
+        <w:t>to</w:t>
+      </w:r>
+      <w:r>
+        <w:rPr>
+          <w:b/>
           <w:spacing w:val="-4"/>
           <w:sz w:val="18"/>
         </w:rPr>
@@ -1442,9 +1626,68 @@
       </w:r>
       <w:r>
         <w:rPr>
-          <w:sz w:val="18"/>
-        </w:rPr>
-        <w:t>vector</w:t>
+          <w:b/>
+          <w:spacing w:val="-2"/>
+          <w:sz w:val="18"/>
+        </w:rPr>
+        <w:t>minutes</w:t>
+      </w:r>
+      <w:r>
+        <w:rPr>
+          <w:spacing w:val="-2"/>
+          <w:sz w:val="18"/>
+        </w:rPr>
+        <w:t>.</w:t>
+      </w:r>
+    </w:p>
+    <w:p>
+      <w:pPr>
+        <w:pStyle w:val="ListParagraph"/>
+        <w:numPr>
+          <w:ilvl w:val="0"/>
+          <w:numId w:val="1"/>
+        </w:numPr>
+        <w:tabs>
+          <w:tab w:val="left" w:pos="431"/>
+        </w:tabs>
+        <w:spacing w:before="10"/>
+        <w:ind w:hanging="151"/>
+        <w:rPr>
+          <w:b/>
+          <w:sz w:val="18"/>
+        </w:rPr>
+      </w:pPr>
+      <w:r>
+        <w:rPr>
+          <w:sz w:val="18"/>
+        </w:rPr>
+        <w:t>Built</w:t>
+      </w:r>
+      <w:r>
+        <w:rPr>
+          <w:spacing w:val="-2"/>
+          <w:sz w:val="18"/>
+        </w:rPr>
+        <w:t xml:space="preserve"> </w:t>
+      </w:r>
+      <w:r>
+        <w:rPr>
+          <w:sz w:val="18"/>
+        </w:rPr>
+        <w:t>low-latency</w:t>
+      </w:r>
+      <w:r>
+        <w:rPr>
+          <w:spacing w:val="-1"/>
+          <w:sz w:val="18"/>
+        </w:rPr>
+        <w:t xml:space="preserve"> </w:t>
+      </w:r>
+      <w:r>
+        <w:rPr>
+          <w:sz w:val="18"/>
+        </w:rPr>
+        <w:t>filtering APIs</w:t>
       </w:r>
       <w:r>
         <w:rPr>
@@ -1457,7 +1700,33 @@
         <w:rPr>
           <w:sz w:val="18"/>
         </w:rPr>
-        <w:t>and</w:t>
+        <w:t>over</w:t>
+      </w:r>
+      <w:r>
+        <w:rPr>
+          <w:spacing w:val="-1"/>
+          <w:sz w:val="18"/>
+        </w:rPr>
+        <w:t xml:space="preserve"> </w:t>
+      </w:r>
+      <w:r>
+        <w:rPr>
+          <w:sz w:val="18"/>
+        </w:rPr>
+        <w:t>DynamoDB,</w:t>
+      </w:r>
+      <w:r>
+        <w:rPr>
+          <w:spacing w:val="-2"/>
+          <w:sz w:val="18"/>
+        </w:rPr>
+        <w:t xml:space="preserve"> </w:t>
+      </w:r>
+      <w:r>
+        <w:rPr>
+          <w:sz w:val="18"/>
+        </w:rPr>
+        <w:t>enabling real-time</w:t>
       </w:r>
       <w:r>
         <w:rPr>
@@ -1470,10 +1739,126 @@
         <w:rPr>
           <w:sz w:val="18"/>
         </w:rPr>
-        <w:t>graph</w:t>
-      </w:r>
-      <w:r>
-        <w:rPr>
+        <w:t>queries</w:t>
+      </w:r>
+      <w:r>
+        <w:rPr>
+          <w:spacing w:val="-2"/>
+          <w:sz w:val="18"/>
+        </w:rPr>
+        <w:t xml:space="preserve"> </w:t>
+      </w:r>
+      <w:r>
+        <w:rPr>
+          <w:sz w:val="18"/>
+        </w:rPr>
+        <w:t>on</w:t>
+      </w:r>
+      <w:r>
+        <w:rPr>
+          <w:spacing w:val="-2"/>
+          <w:sz w:val="18"/>
+        </w:rPr>
+        <w:t xml:space="preserve"> </w:t>
+      </w:r>
+      <w:r>
+        <w:rPr>
+          <w:b/>
+          <w:sz w:val="18"/>
+        </w:rPr>
+        <w:t>400+</w:t>
+      </w:r>
+      <w:r>
+        <w:rPr>
+          <w:b/>
+          <w:spacing w:val="-3"/>
+          <w:sz w:val="18"/>
+        </w:rPr>
+        <w:t xml:space="preserve"> </w:t>
+      </w:r>
+      <w:r>
+        <w:rPr>
+          <w:b/>
+          <w:sz w:val="18"/>
+        </w:rPr>
+        <w:t>datasets</w:t>
+      </w:r>
+      <w:r>
+        <w:rPr>
+          <w:sz w:val="18"/>
+        </w:rPr>
+        <w:t xml:space="preserve">; </w:t>
+      </w:r>
+      <w:r>
+        <w:rPr>
+          <w:b/>
+          <w:sz w:val="18"/>
+        </w:rPr>
+        <w:t>$1M+</w:t>
+      </w:r>
+      <w:r>
+        <w:rPr>
+          <w:b/>
+          <w:spacing w:val="-1"/>
+          <w:sz w:val="18"/>
+        </w:rPr>
+        <w:t xml:space="preserve"> </w:t>
+      </w:r>
+      <w:r>
+        <w:rPr>
+          <w:b/>
+          <w:sz w:val="18"/>
+        </w:rPr>
+        <w:t>in</w:t>
+      </w:r>
+      <w:r>
+        <w:rPr>
+          <w:b/>
+          <w:spacing w:val="-2"/>
+          <w:sz w:val="18"/>
+        </w:rPr>
+        <w:t xml:space="preserve"> </w:t>
+      </w:r>
+      <w:r>
+        <w:rPr>
+          <w:b/>
+          <w:sz w:val="18"/>
+        </w:rPr>
+        <w:t>data</w:t>
+      </w:r>
+      <w:r>
+        <w:rPr>
+          <w:b/>
+          <w:spacing w:val="-1"/>
+          <w:sz w:val="18"/>
+        </w:rPr>
+        <w:t xml:space="preserve"> </w:t>
+      </w:r>
+      <w:r>
+        <w:rPr>
+          <w:b/>
+          <w:sz w:val="18"/>
+        </w:rPr>
+        <w:t>monetization</w:t>
+      </w:r>
+      <w:r>
+        <w:rPr>
+          <w:b/>
+          <w:spacing w:val="-3"/>
+          <w:sz w:val="18"/>
+        </w:rPr>
+        <w:t xml:space="preserve"> </w:t>
+      </w:r>
+      <w:r>
+        <w:rPr>
+          <w:b/>
+          <w:sz w:val="18"/>
+        </w:rPr>
+        <w:t>at</w:t>
+      </w:r>
+      <w:r>
+        <w:rPr>
+          <w:b/>
           <w:spacing w:val="-4"/>
           <w:sz w:val="18"/>
         </w:rPr>
@@ -1481,153 +1866,34 @@
       </w:r>
       <w:r>
         <w:rPr>
-          <w:sz w:val="18"/>
-        </w:rPr>
-        <w:t>databases,</w:t>
-      </w:r>
-      <w:r>
-        <w:rPr>
-          <w:spacing w:val="-1"/>
-          <w:sz w:val="18"/>
-        </w:rPr>
-        <w:t xml:space="preserve"> </w:t>
-      </w:r>
-      <w:r>
-        <w:rPr>
-          <w:sz w:val="18"/>
-        </w:rPr>
-        <w:t>enabling</w:t>
-      </w:r>
-      <w:r>
-        <w:rPr>
-          <w:spacing w:val="-3"/>
-          <w:sz w:val="18"/>
-        </w:rPr>
-        <w:t xml:space="preserve"> </w:t>
-      </w:r>
-      <w:r>
-        <w:rPr>
-          <w:sz w:val="18"/>
-        </w:rPr>
-        <w:t>low-latency</w:t>
-      </w:r>
-      <w:r>
-        <w:rPr>
-          <w:spacing w:val="-3"/>
-          <w:sz w:val="18"/>
-        </w:rPr>
-        <w:t xml:space="preserve"> </w:t>
-      </w:r>
-      <w:r>
-        <w:rPr>
-          <w:sz w:val="18"/>
-        </w:rPr>
-        <w:t>access</w:t>
-      </w:r>
-      <w:r>
-        <w:rPr>
-          <w:spacing w:val="-2"/>
-          <w:sz w:val="18"/>
-        </w:rPr>
-        <w:t xml:space="preserve"> </w:t>
-      </w:r>
-      <w:r>
-        <w:rPr>
-          <w:sz w:val="18"/>
-        </w:rPr>
-        <w:t>in</w:t>
-      </w:r>
-      <w:r>
-        <w:rPr>
-          <w:spacing w:val="-1"/>
-          <w:sz w:val="18"/>
-        </w:rPr>
-        <w:t xml:space="preserve"> </w:t>
-      </w:r>
-      <w:r>
-        <w:rPr>
-          <w:sz w:val="18"/>
-        </w:rPr>
-        <w:t>read-distributed</w:t>
-      </w:r>
-      <w:r>
-        <w:rPr>
-          <w:spacing w:val="-2"/>
-          <w:sz w:val="18"/>
-        </w:rPr>
-        <w:t xml:space="preserve"> </w:t>
-      </w:r>
-      <w:r>
-        <w:rPr>
-          <w:sz w:val="18"/>
-        </w:rPr>
-        <w:t>systems;</w:t>
-      </w:r>
-      <w:r>
-        <w:rPr>
-          <w:spacing w:val="-2"/>
-          <w:sz w:val="18"/>
-        </w:rPr>
-        <w:t xml:space="preserve"> </w:t>
-      </w:r>
-      <w:r>
-        <w:rPr>
-          <w:sz w:val="18"/>
-        </w:rPr>
-        <w:t>developing</w:t>
-      </w:r>
-      <w:r>
-        <w:rPr>
-          <w:spacing w:val="-2"/>
-          <w:sz w:val="18"/>
-        </w:rPr>
-        <w:t xml:space="preserve"> </w:t>
-      </w:r>
-      <w:r>
-        <w:rPr>
-          <w:sz w:val="18"/>
-        </w:rPr>
-        <w:t>from</w:t>
-      </w:r>
-      <w:r>
-        <w:rPr>
-          <w:spacing w:val="-7"/>
-          <w:sz w:val="18"/>
-        </w:rPr>
-        <w:t xml:space="preserve"> </w:t>
-      </w:r>
-      <w:r>
-        <w:rPr>
-          <w:sz w:val="18"/>
-        </w:rPr>
-        <w:t>0</w:t>
-      </w:r>
-      <w:r>
-        <w:rPr>
-          <w:spacing w:val="-1"/>
-          <w:sz w:val="18"/>
-        </w:rPr>
-        <w:t xml:space="preserve"> </w:t>
-      </w:r>
-      <w:r>
-        <w:rPr>
-          <w:sz w:val="18"/>
-        </w:rPr>
-        <w:t>to</w:t>
-      </w:r>
-      <w:r>
-        <w:rPr>
-          <w:spacing w:val="-2"/>
-          <w:sz w:val="18"/>
-        </w:rPr>
-        <w:t xml:space="preserve"> </w:t>
-      </w:r>
-      <w:r>
-        <w:rPr>
+          <w:b/>
+          <w:sz w:val="18"/>
+        </w:rPr>
+        <w:t>60K+</w:t>
+      </w:r>
+      <w:r>
+        <w:rPr>
+          <w:b/>
+          <w:spacing w:val="3"/>
+          <w:sz w:val="18"/>
+        </w:rPr>
+        <w:t xml:space="preserve"> </w:t>
+      </w:r>
+      <w:r>
+        <w:rPr>
+          <w:b/>
           <w:spacing w:val="-5"/>
           <w:sz w:val="18"/>
         </w:rPr>
-        <w:t>1.</w:t>
+        <w:t>QPS</w:t>
+      </w:r>
+      <w:r>
+        <w:rPr>
+          <w:b/>
+          <w:spacing w:val="-5"/>
+          <w:sz w:val="18"/>
+        </w:rPr>
+        <w:t>.</w:t>
       </w:r>
     </w:p>
     <w:p>
@@ -1649,7 +1915,85 @@
         <w:rPr>
           <w:sz w:val="18"/>
         </w:rPr>
-        <w:t>Integrated</w:t>
+        <w:t>Spearheading</w:t>
+      </w:r>
+      <w:r>
+        <w:rPr>
+          <w:spacing w:val="-2"/>
+          <w:sz w:val="18"/>
+        </w:rPr>
+        <w:t xml:space="preserve"> </w:t>
+      </w:r>
+      <w:r>
+        <w:rPr>
+          <w:sz w:val="18"/>
+        </w:rPr>
+        <w:t>MVP</w:t>
+      </w:r>
+      <w:r>
+        <w:rPr>
+          <w:spacing w:val="-4"/>
+          <w:sz w:val="18"/>
+        </w:rPr>
+        <w:t xml:space="preserve"> </w:t>
+      </w:r>
+      <w:r>
+        <w:rPr>
+          <w:sz w:val="18"/>
+        </w:rPr>
+        <w:t>for</w:t>
+      </w:r>
+      <w:r>
+        <w:rPr>
+          <w:spacing w:val="-4"/>
+          <w:sz w:val="18"/>
+        </w:rPr>
+        <w:t xml:space="preserve"> </w:t>
+      </w:r>
+      <w:r>
+        <w:rPr>
+          <w:sz w:val="18"/>
+        </w:rPr>
+        <w:t>vector</w:t>
+      </w:r>
+      <w:r>
+        <w:rPr>
+          <w:spacing w:val="-4"/>
+          <w:sz w:val="18"/>
+        </w:rPr>
+        <w:t xml:space="preserve"> </w:t>
+      </w:r>
+      <w:r>
+        <w:rPr>
+          <w:sz w:val="18"/>
+        </w:rPr>
+        <w:t>and</w:t>
+      </w:r>
+      <w:r>
+        <w:rPr>
+          <w:spacing w:val="-3"/>
+          <w:sz w:val="18"/>
+        </w:rPr>
+        <w:t xml:space="preserve"> </w:t>
+      </w:r>
+      <w:r>
+        <w:rPr>
+          <w:sz w:val="18"/>
+        </w:rPr>
+        <w:t>graph</w:t>
+      </w:r>
+      <w:r>
+        <w:rPr>
+          <w:spacing w:val="-4"/>
+          <w:sz w:val="18"/>
+        </w:rPr>
+        <w:t xml:space="preserve"> </w:t>
+      </w:r>
+      <w:r>
+        <w:rPr>
+          <w:sz w:val="18"/>
+        </w:rPr>
+        <w:t>databases,</w:t>
       </w:r>
       <w:r>
         <w:rPr>
@@ -1660,29 +2004,12 @@
       </w:r>
       <w:r>
         <w:rPr>
-          <w:b/>
-          <w:sz w:val="18"/>
-        </w:rPr>
-        <w:t>Glue</w:t>
-      </w:r>
-      <w:r>
-        <w:rPr>
-          <w:b/>
-          <w:spacing w:val="-2"/>
-          <w:sz w:val="18"/>
-        </w:rPr>
-        <w:t xml:space="preserve"> </w:t>
-      </w:r>
-      <w:r>
-        <w:rPr>
-          <w:b/>
-          <w:sz w:val="18"/>
-        </w:rPr>
-        <w:t>ETL</w:t>
-      </w:r>
-      <w:r>
-        <w:rPr>
-          <w:b/>
+          <w:sz w:val="18"/>
+        </w:rPr>
+        <w:t>enabling</w:t>
+      </w:r>
+      <w:r>
+        <w:rPr>
           <w:spacing w:val="-3"/>
           <w:sz w:val="18"/>
         </w:rPr>
@@ -1690,44 +2017,38 @@
       </w:r>
       <w:r>
         <w:rPr>
-          <w:b/>
-          <w:sz w:val="18"/>
-        </w:rPr>
-        <w:t>pipelines</w:t>
-      </w:r>
-      <w:r>
-        <w:rPr>
-          <w:b/>
-          <w:spacing w:val="-2"/>
-          <w:sz w:val="18"/>
-        </w:rPr>
-        <w:t xml:space="preserve"> </w:t>
-      </w:r>
-      <w:r>
-        <w:rPr>
-          <w:b/>
-          <w:sz w:val="18"/>
-        </w:rPr>
-        <w:t>and</w:t>
-      </w:r>
-      <w:r>
-        <w:rPr>
-          <w:b/>
-          <w:spacing w:val="-2"/>
-          <w:sz w:val="18"/>
-        </w:rPr>
-        <w:t xml:space="preserve"> </w:t>
-      </w:r>
-      <w:r>
-        <w:rPr>
-          <w:b/>
-          <w:sz w:val="18"/>
-        </w:rPr>
-        <w:t>LLMs</w:t>
-      </w:r>
-      <w:r>
-        <w:rPr>
-          <w:b/>
+          <w:sz w:val="18"/>
+        </w:rPr>
+        <w:t>low-latency</w:t>
+      </w:r>
+      <w:r>
+        <w:rPr>
+          <w:spacing w:val="-3"/>
+          <w:sz w:val="18"/>
+        </w:rPr>
+        <w:t xml:space="preserve"> </w:t>
+      </w:r>
+      <w:r>
+        <w:rPr>
+          <w:sz w:val="18"/>
+        </w:rPr>
+        <w:t>access</w:t>
+      </w:r>
+      <w:r>
+        <w:rPr>
+          <w:spacing w:val="-2"/>
+          <w:sz w:val="18"/>
+        </w:rPr>
+        <w:t xml:space="preserve"> </w:t>
+      </w:r>
+      <w:r>
+        <w:rPr>
+          <w:sz w:val="18"/>
+        </w:rPr>
+        <w:t>in</w:t>
+      </w:r>
+      <w:r>
+        <w:rPr>
           <w:spacing w:val="-1"/>
           <w:sz w:val="18"/>
         </w:rPr>
@@ -1737,7 +2058,59 @@
         <w:rPr>
           <w:sz w:val="18"/>
         </w:rPr>
-        <w:t>in</w:t>
+        <w:t>read-distributed</w:t>
+      </w:r>
+      <w:r>
+        <w:rPr>
+          <w:spacing w:val="-2"/>
+          <w:sz w:val="18"/>
+        </w:rPr>
+        <w:t xml:space="preserve"> </w:t>
+      </w:r>
+      <w:r>
+        <w:rPr>
+          <w:sz w:val="18"/>
+        </w:rPr>
+        <w:t>systems;</w:t>
+      </w:r>
+      <w:r>
+        <w:rPr>
+          <w:spacing w:val="-2"/>
+          <w:sz w:val="18"/>
+        </w:rPr>
+        <w:t xml:space="preserve"> </w:t>
+      </w:r>
+      <w:r>
+        <w:rPr>
+          <w:sz w:val="18"/>
+        </w:rPr>
+        <w:t>developing</w:t>
+      </w:r>
+      <w:r>
+        <w:rPr>
+          <w:spacing w:val="-2"/>
+          <w:sz w:val="18"/>
+        </w:rPr>
+        <w:t xml:space="preserve"> </w:t>
+      </w:r>
+      <w:r>
+        <w:rPr>
+          <w:sz w:val="18"/>
+        </w:rPr>
+        <w:t>from</w:t>
+      </w:r>
+      <w:r>
+        <w:rPr>
+          <w:spacing w:val="-7"/>
+          <w:sz w:val="18"/>
+        </w:rPr>
+        <w:t xml:space="preserve"> </w:t>
+      </w:r>
+      <w:r>
+        <w:rPr>
+          <w:sz w:val="18"/>
+        </w:rPr>
+        <w:t>0</w:t>
       </w:r>
       <w:r>
         <w:rPr>
@@ -1750,162 +2123,21 @@
         <w:rPr>
           <w:sz w:val="18"/>
         </w:rPr>
-        <w:t>recruitment</w:t>
-      </w:r>
-      <w:r>
-        <w:rPr>
-          <w:spacing w:val="-1"/>
-          <w:sz w:val="18"/>
-        </w:rPr>
-        <w:t xml:space="preserve"> </w:t>
-      </w:r>
-      <w:r>
-        <w:rPr>
-          <w:sz w:val="18"/>
-        </w:rPr>
-        <w:t>systems,</w:t>
-      </w:r>
-      <w:r>
-        <w:rPr>
-          <w:spacing w:val="-1"/>
-          <w:sz w:val="18"/>
-        </w:rPr>
-        <w:t xml:space="preserve"> </w:t>
-      </w:r>
-      <w:r>
-        <w:rPr>
-          <w:sz w:val="18"/>
-        </w:rPr>
-        <w:t xml:space="preserve">achieving </w:t>
-      </w:r>
-      <w:r>
-        <w:rPr>
-          <w:b/>
-          <w:sz w:val="18"/>
-        </w:rPr>
-        <w:t>90%</w:t>
-      </w:r>
-      <w:r>
-        <w:rPr>
-          <w:b/>
-          <w:spacing w:val="-4"/>
-          <w:sz w:val="18"/>
-        </w:rPr>
-        <w:t xml:space="preserve"> </w:t>
-      </w:r>
-      <w:r>
-        <w:rPr>
-          <w:b/>
-          <w:sz w:val="18"/>
-        </w:rPr>
-        <w:t>accuracy</w:t>
-      </w:r>
-      <w:r>
-        <w:rPr>
-          <w:b/>
-          <w:spacing w:val="1"/>
-          <w:sz w:val="18"/>
-        </w:rPr>
-        <w:t xml:space="preserve"> </w:t>
-      </w:r>
-      <w:r>
-        <w:rPr>
-          <w:sz w:val="18"/>
-        </w:rPr>
-        <w:t>and</w:t>
-      </w:r>
-      <w:r>
-        <w:rPr>
-          <w:spacing w:val="-3"/>
-          <w:sz w:val="18"/>
-        </w:rPr>
-        <w:t xml:space="preserve"> </w:t>
-      </w:r>
-      <w:r>
-        <w:rPr>
-          <w:b/>
-          <w:sz w:val="18"/>
-        </w:rPr>
-        <w:t>reducing</w:t>
-      </w:r>
-      <w:r>
-        <w:rPr>
-          <w:b/>
-          <w:spacing w:val="-2"/>
-          <w:sz w:val="18"/>
-        </w:rPr>
-        <w:t xml:space="preserve"> </w:t>
-      </w:r>
-      <w:r>
-        <w:rPr>
-          <w:b/>
-          <w:sz w:val="18"/>
-        </w:rPr>
-        <w:t>human</w:t>
-      </w:r>
-      <w:r>
-        <w:rPr>
-          <w:b/>
-          <w:spacing w:val="-3"/>
-          <w:sz w:val="18"/>
-        </w:rPr>
-        <w:t xml:space="preserve"> </w:t>
-      </w:r>
-      <w:r>
-        <w:rPr>
-          <w:b/>
-          <w:sz w:val="18"/>
-        </w:rPr>
-        <w:t>bias</w:t>
-      </w:r>
-      <w:r>
-        <w:rPr>
-          <w:b/>
-          <w:spacing w:val="-4"/>
-          <w:sz w:val="18"/>
-        </w:rPr>
-        <w:t xml:space="preserve"> </w:t>
-      </w:r>
-      <w:r>
-        <w:rPr>
-          <w:sz w:val="18"/>
-        </w:rPr>
-        <w:t>by</w:t>
-      </w:r>
-      <w:r>
-        <w:rPr>
-          <w:spacing w:val="-2"/>
-          <w:sz w:val="18"/>
-        </w:rPr>
-        <w:t xml:space="preserve"> </w:t>
-      </w:r>
-      <w:r>
-        <w:rPr>
-          <w:b/>
-          <w:sz w:val="18"/>
-        </w:rPr>
-        <w:t>37%</w:t>
-      </w:r>
-      <w:r>
-        <w:rPr>
-          <w:b/>
-          <w:spacing w:val="-2"/>
-          <w:sz w:val="18"/>
-        </w:rPr>
-        <w:t xml:space="preserve"> </w:t>
-      </w:r>
-      <w:r>
-        <w:rPr>
-          <w:sz w:val="18"/>
-        </w:rPr>
-        <w:t xml:space="preserve">in </w:t>
-      </w:r>
-      <w:r>
-        <w:rPr>
-          <w:spacing w:val="-2"/>
-          <w:sz w:val="18"/>
-        </w:rPr>
-        <w:t>backtesting.</w:t>
+        <w:t>to</w:t>
+      </w:r>
+      <w:r>
+        <w:rPr>
+          <w:spacing w:val="-2"/>
+          <w:sz w:val="18"/>
+        </w:rPr>
+        <w:t xml:space="preserve"> </w:t>
+      </w:r>
+      <w:r>
+        <w:rPr>
+          <w:spacing w:val="-5"/>
+          <w:sz w:val="18"/>
+        </w:rPr>
+        <w:t>1.</w:t>
       </w:r>
     </w:p>
     <w:p>
@@ -1927,23 +2159,40 @@
         <w:rPr>
           <w:sz w:val="18"/>
         </w:rPr>
-        <w:t>Optimized</w:t>
-      </w:r>
-      <w:r>
-        <w:rPr>
-          <w:spacing w:val="-2"/>
-          <w:sz w:val="18"/>
-        </w:rPr>
-        <w:t xml:space="preserve"> </w:t>
-      </w:r>
-      <w:r>
-        <w:rPr>
-          <w:sz w:val="18"/>
-        </w:rPr>
-        <w:t>low-latency</w:t>
-      </w:r>
-      <w:r>
-        <w:rPr>
+        <w:t>Integrated</w:t>
+      </w:r>
+      <w:r>
+        <w:rPr>
+          <w:spacing w:val="-1"/>
+          <w:sz w:val="18"/>
+        </w:rPr>
+        <w:t xml:space="preserve"> </w:t>
+      </w:r>
+      <w:r>
+        <w:rPr>
+          <w:b/>
+          <w:sz w:val="18"/>
+        </w:rPr>
+        <w:t>Glue</w:t>
+      </w:r>
+      <w:r>
+        <w:rPr>
+          <w:b/>
+          <w:spacing w:val="-2"/>
+          <w:sz w:val="18"/>
+        </w:rPr>
+        <w:t xml:space="preserve"> </w:t>
+      </w:r>
+      <w:r>
+        <w:rPr>
+          <w:b/>
+          <w:sz w:val="18"/>
+        </w:rPr>
+        <w:t>ETL</w:t>
+      </w:r>
+      <w:r>
+        <w:rPr>
+          <w:b/>
           <w:spacing w:val="-3"/>
           <w:sz w:val="18"/>
         </w:rPr>
@@ -1951,40 +2200,132 @@
       </w:r>
       <w:r>
         <w:rPr>
-          <w:sz w:val="18"/>
-        </w:rPr>
-        <w:t>data</w:t>
-      </w:r>
-      <w:r>
-        <w:rPr>
-          <w:spacing w:val="-2"/>
-          <w:sz w:val="18"/>
-        </w:rPr>
-        <w:t xml:space="preserve"> </w:t>
-      </w:r>
-      <w:r>
-        <w:rPr>
-          <w:sz w:val="18"/>
-        </w:rPr>
-        <w:t>store,</w:t>
-      </w:r>
-      <w:r>
-        <w:rPr>
-          <w:spacing w:val="-2"/>
-          <w:sz w:val="18"/>
-        </w:rPr>
-        <w:t xml:space="preserve"> </w:t>
-      </w:r>
-      <w:r>
-        <w:rPr>
-          <w:b/>
-          <w:sz w:val="18"/>
-        </w:rPr>
-        <w:t>slashing</w:t>
-      </w:r>
-      <w:r>
-        <w:rPr>
-          <w:b/>
+          <w:b/>
+          <w:sz w:val="18"/>
+        </w:rPr>
+        <w:t>pipelines</w:t>
+      </w:r>
+      <w:r>
+        <w:rPr>
+          <w:b/>
+          <w:spacing w:val="-2"/>
+          <w:sz w:val="18"/>
+        </w:rPr>
+        <w:t xml:space="preserve"> </w:t>
+      </w:r>
+      <w:r>
+        <w:rPr>
+          <w:b/>
+          <w:sz w:val="18"/>
+        </w:rPr>
+        <w:t>and</w:t>
+      </w:r>
+      <w:r>
+        <w:rPr>
+          <w:b/>
+          <w:spacing w:val="-2"/>
+          <w:sz w:val="18"/>
+        </w:rPr>
+        <w:t xml:space="preserve"> </w:t>
+      </w:r>
+      <w:r>
+        <w:rPr>
+          <w:b/>
+          <w:sz w:val="18"/>
+        </w:rPr>
+        <w:t>LLMs</w:t>
+      </w:r>
+      <w:r>
+        <w:rPr>
+          <w:b/>
+          <w:spacing w:val="-1"/>
+          <w:sz w:val="18"/>
+        </w:rPr>
+        <w:t xml:space="preserve"> </w:t>
+      </w:r>
+      <w:r>
+        <w:rPr>
+          <w:sz w:val="18"/>
+        </w:rPr>
+        <w:t>in</w:t>
+      </w:r>
+      <w:r>
+        <w:rPr>
+          <w:spacing w:val="-1"/>
+          <w:sz w:val="18"/>
+        </w:rPr>
+        <w:t xml:space="preserve"> </w:t>
+      </w:r>
+      <w:r>
+        <w:rPr>
+          <w:sz w:val="18"/>
+        </w:rPr>
+        <w:t>recruitment</w:t>
+      </w:r>
+      <w:r>
+        <w:rPr>
+          <w:spacing w:val="-1"/>
+          <w:sz w:val="18"/>
+        </w:rPr>
+        <w:t xml:space="preserve"> </w:t>
+      </w:r>
+      <w:r>
+        <w:rPr>
+          <w:sz w:val="18"/>
+        </w:rPr>
+        <w:t>systems,</w:t>
+      </w:r>
+      <w:r>
+        <w:rPr>
+          <w:spacing w:val="-1"/>
+          <w:sz w:val="18"/>
+        </w:rPr>
+        <w:t xml:space="preserve"> </w:t>
+      </w:r>
+      <w:r>
+        <w:rPr>
+          <w:sz w:val="18"/>
+        </w:rPr>
+        <w:t xml:space="preserve">achieving </w:t>
+      </w:r>
+      <w:r>
+        <w:rPr>
+          <w:b/>
+          <w:sz w:val="18"/>
+        </w:rPr>
+        <w:t>90%</w:t>
+      </w:r>
+      <w:r>
+        <w:rPr>
+          <w:b/>
+          <w:spacing w:val="-4"/>
+          <w:sz w:val="18"/>
+        </w:rPr>
+        <w:t xml:space="preserve"> </w:t>
+      </w:r>
+      <w:r>
+        <w:rPr>
+          <w:b/>
+          <w:sz w:val="18"/>
+        </w:rPr>
+        <w:t>accuracy</w:t>
+      </w:r>
+      <w:r>
+        <w:rPr>
+          <w:b/>
+          <w:spacing w:val="1"/>
+          <w:sz w:val="18"/>
+        </w:rPr>
+        <w:t xml:space="preserve"> </w:t>
+      </w:r>
+      <w:r>
+        <w:rPr>
+          <w:sz w:val="18"/>
+        </w:rPr>
+        <w:t>and</w:t>
+      </w:r>
+      <w:r>
+        <w:rPr>
           <w:spacing w:val="-3"/>
           <w:sz w:val="18"/>
         </w:rPr>
@@ -1995,123 +2336,72 @@
           <w:b/>
           <w:sz w:val="18"/>
         </w:rPr>
-        <w:t>latency</w:t>
-      </w:r>
-      <w:r>
-        <w:rPr>
-          <w:b/>
-          <w:spacing w:val="-2"/>
-          <w:sz w:val="18"/>
-        </w:rPr>
-        <w:t xml:space="preserve"> </w:t>
-      </w:r>
-      <w:r>
-        <w:rPr>
-          <w:b/>
+        <w:t>reducing</w:t>
+      </w:r>
+      <w:r>
+        <w:rPr>
+          <w:b/>
+          <w:spacing w:val="-2"/>
+          <w:sz w:val="18"/>
+        </w:rPr>
+        <w:t xml:space="preserve"> </w:t>
+      </w:r>
+      <w:r>
+        <w:rPr>
+          <w:b/>
+          <w:sz w:val="18"/>
+        </w:rPr>
+        <w:t>human</w:t>
+      </w:r>
+      <w:r>
+        <w:rPr>
+          <w:b/>
+          <w:spacing w:val="-3"/>
+          <w:sz w:val="18"/>
+        </w:rPr>
+        <w:t xml:space="preserve"> </w:t>
+      </w:r>
+      <w:r>
+        <w:rPr>
+          <w:b/>
+          <w:sz w:val="18"/>
+        </w:rPr>
+        <w:t>bias</w:t>
+      </w:r>
+      <w:r>
+        <w:rPr>
+          <w:b/>
+          <w:spacing w:val="-4"/>
+          <w:sz w:val="18"/>
+        </w:rPr>
+        <w:t xml:space="preserve"> </w:t>
+      </w:r>
+      <w:r>
+        <w:rPr>
           <w:sz w:val="18"/>
         </w:rPr>
         <w:t>by</w:t>
       </w:r>
       <w:r>
         <w:rPr>
-          <w:b/>
-          <w:spacing w:val="-3"/>
-          <w:sz w:val="18"/>
-        </w:rPr>
-        <w:t xml:space="preserve"> </w:t>
-      </w:r>
-      <w:r>
-        <w:rPr>
-          <w:b/>
-          <w:sz w:val="18"/>
-        </w:rPr>
-        <w:t>70%</w:t>
-      </w:r>
-      <w:r>
-        <w:rPr>
-          <w:b/>
-          <w:spacing w:val="-6"/>
-          <w:sz w:val="18"/>
-        </w:rPr>
-        <w:t xml:space="preserve"> </w:t>
-      </w:r>
-      <w:r>
-        <w:rPr>
-          <w:sz w:val="18"/>
-        </w:rPr>
-        <w:t>using</w:t>
-      </w:r>
-      <w:r>
-        <w:rPr>
-          <w:spacing w:val="-3"/>
-          <w:sz w:val="18"/>
-        </w:rPr>
-        <w:t xml:space="preserve"> </w:t>
-      </w:r>
-      <w:r>
-        <w:rPr>
-          <w:sz w:val="18"/>
-        </w:rPr>
-        <w:t>Elasticache/Redis</w:t>
-      </w:r>
-      <w:r>
-        <w:rPr>
-          <w:spacing w:val="-2"/>
-          <w:sz w:val="18"/>
-        </w:rPr>
-        <w:t xml:space="preserve"> </w:t>
-      </w:r>
-      <w:r>
-        <w:rPr>
-          <w:sz w:val="18"/>
-        </w:rPr>
-        <w:t>for</w:t>
-      </w:r>
-      <w:r>
-        <w:rPr>
-          <w:spacing w:val="1"/>
-          <w:sz w:val="18"/>
-        </w:rPr>
-        <w:t xml:space="preserve"> </w:t>
-      </w:r>
-      <w:r>
-        <w:rPr>
-          <w:sz w:val="18"/>
-        </w:rPr>
-        <w:t>real-time</w:t>
-      </w:r>
-      <w:r>
-        <w:rPr>
-          <w:spacing w:val="-5"/>
-          <w:sz w:val="18"/>
-        </w:rPr>
-        <w:t xml:space="preserve"> </w:t>
-      </w:r>
-      <w:r>
-        <w:rPr>
-          <w:sz w:val="18"/>
-        </w:rPr>
-        <w:t>ML</w:t>
-      </w:r>
-      <w:r>
-        <w:rPr>
-          <w:spacing w:val="-1"/>
-          <w:sz w:val="18"/>
-        </w:rPr>
-        <w:t xml:space="preserve"> </w:t>
-      </w:r>
-      <w:r>
-        <w:rPr>
-          <w:sz w:val="18"/>
-        </w:rPr>
-        <w:t xml:space="preserve">fraud </w:t>
-      </w:r>
-      <w:r>
-        <w:rPr>
-          <w:spacing w:val="-2"/>
-          <w:sz w:val="18"/>
-        </w:rPr>
-        <w:t>detection.</w:t>
+          <w:spacing w:val="-2"/>
+          <w:sz w:val="18"/>
+        </w:rPr>
+        <w:t xml:space="preserve"> </w:t>
+      </w:r>
+      <w:r>
+        <w:rPr>
+          <w:b/>
+          <w:sz w:val="18"/>
+        </w:rPr>
+        <w:t>37%</w:t>
+      </w:r>
+      <w:r>
+        <w:rPr>
+          <w:spacing w:val="-2"/>
+          <w:sz w:val="18"/>
+        </w:rPr>
+        <w:t>.</w:t>
       </w:r>
     </w:p>
     <w:p>
@@ -5154,7 +5444,7 @@
           </mc:Choice>
           <mc:Fallback>
             <w:pict>
-              <v:shape w14:anchorId="45F1DE01" id="Graphic 4" o:spid="_x0000_s1026" style="position:absolute;margin-left:40pt;margin-top:14.5pt;width:532pt;height:.1pt;z-index:-15727104;visibility:visible;mso-wrap-style:square;mso-wrap-distance-left:0;mso-wrap-distance-top:0;mso-wrap-distance-right:0;mso-wrap-distance-bottom:0;mso-position-horizontal:absolute;mso-position-horizontal-relative:page;mso-position-vertical:absolute;mso-position-vertical-relative:text;v-text-anchor:top" coordsize="6756400,1270" o:gfxdata="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" path="m6756400,l,e" filled="f" strokeweight="2pt">
+              <v:shape w14:anchorId="54A58DF1" id="Graphic 4" o:spid="_x0000_s1026" style="position:absolute;margin-left:40pt;margin-top:14.5pt;width:532pt;height:.1pt;z-index:-15727104;visibility:visible;mso-wrap-style:square;mso-wrap-distance-left:0;mso-wrap-distance-top:0;mso-wrap-distance-right:0;mso-wrap-distance-bottom:0;mso-position-horizontal:absolute;mso-position-horizontal-relative:page;mso-position-vertical:absolute;mso-position-vertical-relative:text;v-text-anchor:top" coordsize="6756400,1270" o:gfxdata="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" path="m6756400,l,e" filled="f" strokeweight="2pt">
                 <v:path arrowok="t"/>
                 <w10:wrap type="topAndBottom" anchorx="page"/>
               </v:shape>
@@ -5359,679 +5649,6 @@
           <w:sz w:val="18"/>
         </w:rPr>
         <w:t>UI for model comparison, prompt tuning, and personalized usage feedback.</w:t>
-      </w:r>
-    </w:p>
-    <w:p>
-      <w:pPr>
-        <w:pStyle w:val="Heading2"/>
-        <w:spacing w:before="89"/>
-      </w:pPr>
-      <w:r>
-        <w:t>End-to-End</w:t>
-      </w:r>
-      <w:r>
-        <w:rPr>
-          <w:spacing w:val="-3"/>
-        </w:rPr>
-        <w:t xml:space="preserve"> </w:t>
-      </w:r>
-      <w:r>
-        <w:t>LLMs</w:t>
-      </w:r>
-      <w:r>
-        <w:rPr>
-          <w:spacing w:val="-3"/>
-        </w:rPr>
-        <w:t xml:space="preserve"> </w:t>
-      </w:r>
-      <w:r>
-        <w:t>For</w:t>
-      </w:r>
-      <w:r>
-        <w:rPr>
-          <w:spacing w:val="-4"/>
-        </w:rPr>
-        <w:t xml:space="preserve"> </w:t>
-      </w:r>
-      <w:r>
-        <w:t>Production</w:t>
-      </w:r>
-      <w:r>
-        <w:rPr>
-          <w:spacing w:val="-2"/>
-        </w:rPr>
-        <w:t xml:space="preserve"> Course</w:t>
-      </w:r>
-    </w:p>
-    <w:p>
-      <w:pPr>
-        <w:pStyle w:val="ListParagraph"/>
-        <w:numPr>
-          <w:ilvl w:val="0"/>
-          <w:numId w:val="1"/>
-        </w:numPr>
-        <w:tabs>
-          <w:tab w:val="left" w:pos="431"/>
-        </w:tabs>
-        <w:ind w:hanging="151"/>
-        <w:rPr>
-          <w:sz w:val="18"/>
-        </w:rPr>
-      </w:pPr>
-      <w:r>
-        <w:rPr>
-          <w:sz w:val="18"/>
-        </w:rPr>
-        <w:t>Launched</w:t>
-      </w:r>
-      <w:r>
-        <w:rPr>
-          <w:spacing w:val="-4"/>
-          <w:sz w:val="18"/>
-        </w:rPr>
-        <w:t xml:space="preserve"> </w:t>
-      </w:r>
-      <w:r>
-        <w:rPr>
-          <w:sz w:val="18"/>
-        </w:rPr>
-        <w:t>an</w:t>
-      </w:r>
-      <w:r>
-        <w:rPr>
-          <w:spacing w:val="-2"/>
-          <w:sz w:val="18"/>
-        </w:rPr>
-        <w:t xml:space="preserve"> </w:t>
-      </w:r>
-      <w:r>
-        <w:rPr>
-          <w:sz w:val="18"/>
-        </w:rPr>
-        <w:t>8-week</w:t>
-      </w:r>
-      <w:r>
-        <w:rPr>
-          <w:spacing w:val="-3"/>
-          <w:sz w:val="18"/>
-        </w:rPr>
-        <w:t xml:space="preserve"> </w:t>
-      </w:r>
-      <w:r>
-        <w:rPr>
-          <w:sz w:val="18"/>
-        </w:rPr>
-        <w:t>LLM</w:t>
-      </w:r>
-      <w:r>
-        <w:rPr>
-          <w:spacing w:val="-3"/>
-          <w:sz w:val="18"/>
-        </w:rPr>
-        <w:t xml:space="preserve"> </w:t>
-      </w:r>
-      <w:r>
-        <w:rPr>
-          <w:sz w:val="18"/>
-        </w:rPr>
-        <w:t>production</w:t>
-      </w:r>
-      <w:r>
-        <w:rPr>
-          <w:spacing w:val="-1"/>
-          <w:sz w:val="18"/>
-        </w:rPr>
-        <w:t xml:space="preserve"> </w:t>
-      </w:r>
-      <w:r>
-        <w:rPr>
-          <w:sz w:val="18"/>
-        </w:rPr>
-        <w:t>curriculum,</w:t>
-      </w:r>
-      <w:r>
-        <w:rPr>
-          <w:spacing w:val="1"/>
-          <w:sz w:val="18"/>
-        </w:rPr>
-        <w:t xml:space="preserve"> </w:t>
-      </w:r>
-      <w:r>
-        <w:rPr>
-          <w:sz w:val="18"/>
-        </w:rPr>
-        <w:t>attracting</w:t>
-      </w:r>
-      <w:r>
-        <w:rPr>
-          <w:spacing w:val="-2"/>
-          <w:sz w:val="18"/>
-        </w:rPr>
-        <w:t xml:space="preserve"> </w:t>
-      </w:r>
-      <w:r>
-        <w:rPr>
-          <w:sz w:val="18"/>
-        </w:rPr>
-        <w:t>150+</w:t>
-      </w:r>
-      <w:r>
-        <w:rPr>
-          <w:spacing w:val="-4"/>
-          <w:sz w:val="18"/>
-        </w:rPr>
-        <w:t xml:space="preserve"> </w:t>
-      </w:r>
-      <w:r>
-        <w:rPr>
-          <w:sz w:val="18"/>
-        </w:rPr>
-        <w:t>pre-enrollments</w:t>
-      </w:r>
-      <w:r>
-        <w:rPr>
-          <w:spacing w:val="-3"/>
-          <w:sz w:val="18"/>
-        </w:rPr>
-        <w:t xml:space="preserve"> </w:t>
-      </w:r>
-      <w:r>
-        <w:rPr>
-          <w:sz w:val="18"/>
-        </w:rPr>
-        <w:t>covering</w:t>
-      </w:r>
-      <w:r>
-        <w:rPr>
-          <w:spacing w:val="-2"/>
-          <w:sz w:val="18"/>
-        </w:rPr>
-        <w:t xml:space="preserve"> </w:t>
-      </w:r>
-      <w:r>
-        <w:rPr>
-          <w:sz w:val="18"/>
-        </w:rPr>
-        <w:t>topics</w:t>
-      </w:r>
-      <w:r>
-        <w:rPr>
-          <w:spacing w:val="-2"/>
-          <w:sz w:val="18"/>
-        </w:rPr>
-        <w:t xml:space="preserve"> </w:t>
-      </w:r>
-      <w:r>
-        <w:rPr>
-          <w:sz w:val="18"/>
-        </w:rPr>
-        <w:t>from</w:t>
-      </w:r>
-      <w:r>
-        <w:rPr>
-          <w:spacing w:val="-2"/>
-          <w:sz w:val="18"/>
-        </w:rPr>
-        <w:t xml:space="preserve"> </w:t>
-      </w:r>
-      <w:r>
-        <w:rPr>
-          <w:sz w:val="18"/>
-        </w:rPr>
-        <w:t>data</w:t>
-      </w:r>
-      <w:r>
-        <w:rPr>
-          <w:spacing w:val="-2"/>
-          <w:sz w:val="18"/>
-        </w:rPr>
-        <w:t xml:space="preserve"> </w:t>
-      </w:r>
-      <w:r>
-        <w:rPr>
-          <w:sz w:val="18"/>
-        </w:rPr>
-        <w:t>ingestion to</w:t>
-      </w:r>
-      <w:r>
-        <w:rPr>
-          <w:spacing w:val="-1"/>
-          <w:sz w:val="18"/>
-        </w:rPr>
-        <w:t xml:space="preserve"> </w:t>
-      </w:r>
-      <w:r>
-        <w:rPr>
-          <w:sz w:val="18"/>
-        </w:rPr>
-        <w:t xml:space="preserve">model </w:t>
-      </w:r>
-      <w:r>
-        <w:rPr>
-          <w:spacing w:val="-2"/>
-          <w:sz w:val="18"/>
-        </w:rPr>
-        <w:t>deployment</w:t>
-      </w:r>
-      <w:r>
-        <w:rPr>
-          <w:spacing w:val="-2"/>
-          <w:sz w:val="18"/>
-        </w:rPr>
-        <w:t>.</w:t>
-      </w:r>
-    </w:p>
-    <w:p>
-      <w:pPr>
-        <w:pStyle w:val="ListParagraph"/>
-        <w:numPr>
-          <w:ilvl w:val="0"/>
-          <w:numId w:val="1"/>
-        </w:numPr>
-        <w:tabs>
-          <w:tab w:val="left" w:pos="431"/>
-        </w:tabs>
-        <w:ind w:hanging="151"/>
-        <w:rPr>
-          <w:sz w:val="18"/>
-        </w:rPr>
-      </w:pPr>
-      <w:r>
-        <w:rPr>
-          <w:spacing w:val="-2"/>
-          <w:sz w:val="18"/>
-        </w:rPr>
-        <w:t>Engineered</w:t>
-      </w:r>
-      <w:r>
-        <w:rPr>
-          <w:spacing w:val="-4"/>
-          <w:sz w:val="18"/>
-        </w:rPr>
-        <w:t xml:space="preserve"> </w:t>
-      </w:r>
-      <w:r>
-        <w:rPr>
-          <w:spacing w:val="-2"/>
-          <w:sz w:val="18"/>
-        </w:rPr>
-        <w:t>real-time</w:t>
-      </w:r>
-      <w:r>
-        <w:rPr>
-          <w:spacing w:val="-5"/>
-          <w:sz w:val="18"/>
-        </w:rPr>
-        <w:t xml:space="preserve"> </w:t>
-      </w:r>
-      <w:r>
-        <w:rPr>
-          <w:spacing w:val="-2"/>
-          <w:sz w:val="18"/>
-        </w:rPr>
-        <w:t>pipelines</w:t>
-      </w:r>
-      <w:r>
-        <w:rPr>
-          <w:spacing w:val="-5"/>
-          <w:sz w:val="18"/>
-        </w:rPr>
-        <w:t xml:space="preserve"> </w:t>
-      </w:r>
-      <w:r>
-        <w:rPr>
-          <w:spacing w:val="-2"/>
-          <w:sz w:val="18"/>
-        </w:rPr>
-        <w:t>(RabbitMQ</w:t>
-      </w:r>
-      <w:r>
-        <w:rPr>
-          <w:spacing w:val="-4"/>
-          <w:sz w:val="18"/>
-        </w:rPr>
-        <w:t xml:space="preserve"> </w:t>
-      </w:r>
-      <w:r>
-        <w:rPr>
-          <w:spacing w:val="-2"/>
-          <w:sz w:val="18"/>
-        </w:rPr>
-        <w:t>CDC,</w:t>
-      </w:r>
-      <w:r>
-        <w:rPr>
-          <w:spacing w:val="-4"/>
-          <w:sz w:val="18"/>
-        </w:rPr>
-        <w:t xml:space="preserve"> </w:t>
-      </w:r>
-      <w:r>
-        <w:rPr>
-          <w:spacing w:val="-2"/>
-          <w:sz w:val="18"/>
-        </w:rPr>
-        <w:t>Flink,</w:t>
-      </w:r>
-      <w:r>
-        <w:rPr>
-          <w:spacing w:val="-4"/>
-          <w:sz w:val="18"/>
-        </w:rPr>
-        <w:t xml:space="preserve"> </w:t>
-      </w:r>
-      <w:r>
-        <w:rPr>
-          <w:spacing w:val="-2"/>
-          <w:sz w:val="18"/>
-        </w:rPr>
-        <w:t>Qdrant)</w:t>
-      </w:r>
-      <w:r>
-        <w:rPr>
-          <w:spacing w:val="-6"/>
-          <w:sz w:val="18"/>
-        </w:rPr>
-        <w:t xml:space="preserve"> </w:t>
-      </w:r>
-      <w:r>
-        <w:rPr>
-          <w:spacing w:val="-2"/>
-          <w:sz w:val="18"/>
-        </w:rPr>
-        <w:t>delivering</w:t>
-      </w:r>
-      <w:r>
-        <w:rPr>
-          <w:spacing w:val="-4"/>
-          <w:sz w:val="18"/>
-        </w:rPr>
-        <w:t xml:space="preserve"> </w:t>
-      </w:r>
-      <w:r>
-        <w:rPr>
-          <w:spacing w:val="-2"/>
-          <w:sz w:val="18"/>
-        </w:rPr>
-        <w:t>sub-second</w:t>
-      </w:r>
-      <w:r>
-        <w:rPr>
-          <w:spacing w:val="-3"/>
-          <w:sz w:val="18"/>
-        </w:rPr>
-        <w:t xml:space="preserve"> </w:t>
-      </w:r>
-      <w:r>
-        <w:rPr>
-          <w:spacing w:val="-2"/>
-          <w:sz w:val="18"/>
-        </w:rPr>
-        <w:t>embeddings</w:t>
-      </w:r>
-      <w:r>
-        <w:rPr>
-          <w:spacing w:val="-5"/>
-          <w:sz w:val="18"/>
-        </w:rPr>
-        <w:t xml:space="preserve"> </w:t>
-      </w:r>
-      <w:r>
-        <w:rPr>
-          <w:spacing w:val="-2"/>
-          <w:sz w:val="18"/>
-        </w:rPr>
-        <w:t>and</w:t>
-      </w:r>
-      <w:r>
-        <w:rPr>
-          <w:spacing w:val="-5"/>
-          <w:sz w:val="18"/>
-        </w:rPr>
-        <w:t xml:space="preserve"> </w:t>
-      </w:r>
-      <w:r>
-        <w:rPr>
-          <w:spacing w:val="-2"/>
-          <w:sz w:val="18"/>
-        </w:rPr>
-        <w:t>adopting</w:t>
-      </w:r>
-      <w:r>
-        <w:rPr>
-          <w:spacing w:val="-5"/>
-          <w:sz w:val="18"/>
-        </w:rPr>
-        <w:t xml:space="preserve"> </w:t>
-      </w:r>
-      <w:r>
-        <w:rPr>
-          <w:spacing w:val="-2"/>
-          <w:sz w:val="18"/>
-        </w:rPr>
-        <w:t>MLOps</w:t>
-      </w:r>
-      <w:r>
-        <w:rPr>
-          <w:spacing w:val="-4"/>
-          <w:sz w:val="18"/>
-        </w:rPr>
-        <w:t xml:space="preserve"> </w:t>
-      </w:r>
-      <w:r>
-        <w:rPr>
-          <w:spacing w:val="-2"/>
-          <w:sz w:val="18"/>
-        </w:rPr>
-        <w:t>for</w:t>
-      </w:r>
-      <w:r>
-        <w:rPr>
-          <w:spacing w:val="-4"/>
-          <w:sz w:val="18"/>
-        </w:rPr>
-        <w:t xml:space="preserve"> </w:t>
-      </w:r>
-      <w:r>
-        <w:rPr>
-          <w:spacing w:val="-2"/>
-          <w:sz w:val="18"/>
-        </w:rPr>
-        <w:t>99%</w:t>
-      </w:r>
-      <w:r>
-        <w:rPr>
-          <w:spacing w:val="-4"/>
-          <w:sz w:val="18"/>
-        </w:rPr>
-        <w:t xml:space="preserve"> </w:t>
-      </w:r>
-      <w:r>
-        <w:rPr>
-          <w:spacing w:val="-2"/>
-          <w:sz w:val="18"/>
-        </w:rPr>
-        <w:t>model</w:t>
-      </w:r>
-      <w:r>
-        <w:rPr>
-          <w:spacing w:val="-5"/>
-          <w:sz w:val="18"/>
-        </w:rPr>
-        <w:t xml:space="preserve"> </w:t>
-      </w:r>
-      <w:r>
-        <w:rPr>
-          <w:spacing w:val="-2"/>
-          <w:sz w:val="18"/>
-        </w:rPr>
-        <w:t>uptime</w:t>
-      </w:r>
-      <w:r>
-        <w:rPr>
-          <w:spacing w:val="-2"/>
-          <w:sz w:val="18"/>
-        </w:rPr>
-        <w:t>.</w:t>
-      </w:r>
-    </w:p>
-    <w:p>
-      <w:pPr>
-        <w:pStyle w:val="ListParagraph"/>
-        <w:numPr>
-          <w:ilvl w:val="0"/>
-          <w:numId w:val="1"/>
-        </w:numPr>
-        <w:tabs>
-          <w:tab w:val="left" w:pos="431"/>
-        </w:tabs>
-        <w:ind w:hanging="151"/>
-        <w:rPr>
-          <w:sz w:val="18"/>
-        </w:rPr>
-      </w:pPr>
-      <w:r>
-        <w:rPr>
-          <w:sz w:val="18"/>
-        </w:rPr>
-        <w:t>Secured</w:t>
-      </w:r>
-      <w:r>
-        <w:rPr>
-          <w:spacing w:val="-5"/>
-          <w:sz w:val="18"/>
-        </w:rPr>
-        <w:t xml:space="preserve"> </w:t>
-      </w:r>
-      <w:r>
-        <w:rPr>
-          <w:sz w:val="18"/>
-        </w:rPr>
-        <w:t>early</w:t>
-      </w:r>
-      <w:r>
-        <w:rPr>
-          <w:spacing w:val="-3"/>
-          <w:sz w:val="18"/>
-        </w:rPr>
-        <w:t xml:space="preserve"> </w:t>
-      </w:r>
-      <w:r>
-        <w:rPr>
-          <w:sz w:val="18"/>
-        </w:rPr>
-        <w:t>investors,</w:t>
-      </w:r>
-      <w:r>
-        <w:rPr>
-          <w:spacing w:val="-4"/>
-          <w:sz w:val="18"/>
-        </w:rPr>
-        <w:t xml:space="preserve"> </w:t>
-      </w:r>
-      <w:r>
-        <w:rPr>
-          <w:sz w:val="18"/>
-        </w:rPr>
-        <w:t>marketing</w:t>
-      </w:r>
-      <w:r>
-        <w:rPr>
-          <w:spacing w:val="-3"/>
-          <w:sz w:val="18"/>
-        </w:rPr>
-        <w:t xml:space="preserve"> </w:t>
-      </w:r>
-      <w:r>
-        <w:rPr>
-          <w:sz w:val="18"/>
-        </w:rPr>
-        <w:t>to</w:t>
-      </w:r>
-      <w:r>
-        <w:rPr>
-          <w:spacing w:val="-3"/>
-          <w:sz w:val="18"/>
-        </w:rPr>
-        <w:t xml:space="preserve"> </w:t>
-      </w:r>
-      <w:r>
-        <w:rPr>
-          <w:sz w:val="18"/>
-        </w:rPr>
-        <w:t>top</w:t>
-      </w:r>
-      <w:r>
-        <w:rPr>
-          <w:spacing w:val="-4"/>
-          <w:sz w:val="18"/>
-        </w:rPr>
-        <w:t xml:space="preserve"> </w:t>
-      </w:r>
-      <w:r>
-        <w:rPr>
-          <w:sz w:val="18"/>
-        </w:rPr>
-        <w:t>universities</w:t>
-      </w:r>
-      <w:r>
-        <w:rPr>
-          <w:spacing w:val="-4"/>
-          <w:sz w:val="18"/>
-        </w:rPr>
-        <w:t xml:space="preserve"> </w:t>
-      </w:r>
-      <w:r>
-        <w:rPr>
-          <w:sz w:val="18"/>
-        </w:rPr>
-        <w:t>and</w:t>
-      </w:r>
-      <w:r>
-        <w:rPr>
-          <w:spacing w:val="-3"/>
-          <w:sz w:val="18"/>
-        </w:rPr>
-        <w:t xml:space="preserve"> </w:t>
-      </w:r>
-      <w:r>
-        <w:rPr>
-          <w:sz w:val="18"/>
-        </w:rPr>
-        <w:t>enterprises</w:t>
-      </w:r>
-      <w:r>
-        <w:rPr>
-          <w:spacing w:val="-4"/>
-          <w:sz w:val="18"/>
-        </w:rPr>
-        <w:t xml:space="preserve"> </w:t>
-      </w:r>
-      <w:r>
-        <w:rPr>
-          <w:sz w:val="18"/>
-        </w:rPr>
-        <w:t>for</w:t>
-      </w:r>
-      <w:r>
-        <w:rPr>
-          <w:spacing w:val="-4"/>
-          <w:sz w:val="18"/>
-        </w:rPr>
-        <w:t xml:space="preserve"> </w:t>
-      </w:r>
-      <w:r>
-        <w:rPr>
-          <w:sz w:val="18"/>
-        </w:rPr>
-        <w:t xml:space="preserve">widespread </w:t>
-      </w:r>
-      <w:r>
-        <w:rPr>
-          <w:spacing w:val="-2"/>
-          <w:sz w:val="18"/>
-        </w:rPr>
-        <w:t>adoption.</w:t>
       </w:r>
     </w:p>
     <w:p>
@@ -7499,7 +7116,7 @@
           </mc:Choice>
           <mc:Fallback>
             <w:pict>
-              <v:shape w14:anchorId="0501895A" id="Graphic 5" o:spid="_x0000_s1026" style="position:absolute;margin-left:40pt;margin-top:24.8pt;width:532pt;height:.1pt;z-index:-15726592;visibility:visible;mso-wrap-style:square;mso-wrap-distance-left:0;mso-wrap-distance-top:0;mso-wrap-distance-right:0;mso-wrap-distance-bottom:0;mso-position-horizontal:absolute;mso-position-horizontal-relative:page;mso-position-vertical:absolute;mso-position-vertical-relative:text;v-text-anchor:top" coordsize="6756400,1270" o:gfxdata="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" path="m6756400,l,e" filled="f" strokeweight="2pt">
+              <v:shape w14:anchorId="7F727628" id="Graphic 5" o:spid="_x0000_s1026" style="position:absolute;margin-left:40pt;margin-top:24.8pt;width:532pt;height:.1pt;z-index:-15726592;visibility:visible;mso-wrap-style:square;mso-wrap-distance-left:0;mso-wrap-distance-top:0;mso-wrap-distance-right:0;mso-wrap-distance-bottom:0;mso-position-horizontal:absolute;mso-position-horizontal-relative:page;mso-position-vertical:absolute;mso-position-vertical-relative:text;v-text-anchor:top" coordsize="6756400,1270" o:gfxdata="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" path="m6756400,l,e" filled="f" strokeweight="2pt">
                 <v:path arrowok="t"/>
                 <w10:wrap type="topAndBottom" anchorx="page"/>
               </v:shape>
@@ -7545,6 +7162,12 @@
       </w:r>
       <w:r>
         <w:rPr>
+          <w:sz w:val="18"/>
+        </w:rPr>
+        <w:t xml:space="preserve"> Go,</w:t>
+      </w:r>
+      <w:r>
+        <w:rPr>
           <w:spacing w:val="-3"/>
           <w:sz w:val="18"/>
         </w:rPr>
@@ -7614,7 +7237,7 @@
     <w:p>
       <w:pPr>
         <w:pStyle w:val="BodyText"/>
-        <w:spacing w:before="112"/>
+        <w:spacing w:before="0"/>
         <w:ind w:left="119" w:firstLine="0"/>
         <w:rPr>
           <w:spacing w:val="-2"/>
@@ -7670,6 +7293,12 @@
       </w:r>
       <w:r>
         <w:t>Docker,</w:t>
+      </w:r>
+      <w:r>
+        <w:t xml:space="preserve"> </w:t>
+      </w:r>
+      <w:r>
+        <w:t>Terraform,</w:t>
       </w:r>
       <w:r>
         <w:rPr>
@@ -7741,7 +7370,7 @@
     <w:p>
       <w:pPr>
         <w:pStyle w:val="BodyText"/>
-        <w:spacing w:before="112"/>
+        <w:spacing w:before="0"/>
         <w:ind w:left="119" w:firstLine="0"/>
       </w:pPr>
       <w:r>
@@ -8323,6 +7952,7 @@
   <w:style w:type="paragraph" w:default="1" w:styleId="Normal">
     <w:name w:val="Normal"/>
     <w:qFormat/>
+    <w:rsid w:val="00B50476"/>
     <w:rPr>
       <w:rFonts w:ascii="Times New Roman" w:eastAsia="Times New Roman" w:hAnsi="Times New Roman" w:cs="Times New Roman"/>
     </w:rPr>
@@ -8344,6 +7974,7 @@
   <w:style w:type="paragraph" w:styleId="Heading2">
     <w:name w:val="heading 2"/>
     <w:basedOn w:val="Normal"/>
+    <w:link w:val="Heading2Char"/>
     <w:uiPriority w:val="9"/>
     <w:unhideWhenUsed/>
     <w:qFormat/>
@@ -8361,7 +7992,6 @@
   <w:style w:type="character" w:default="1" w:styleId="DefaultParagraphFont">
     <w:name w:val="Default Paragraph Font"/>
     <w:uiPriority w:val="1"/>
-    <w:semiHidden/>
     <w:unhideWhenUsed/>
   </w:style>
   <w:style w:type="table" w:default="1" w:styleId="TableNormal">
@@ -8431,6 +8061,20 @@
     <w:basedOn w:val="Normal"/>
     <w:uiPriority w:val="1"/>
     <w:qFormat/>
+  </w:style>
+  <w:style w:type="character" w:customStyle="1" w:styleId="Heading2Char">
+    <w:name w:val="Heading 2 Char"/>
+    <w:basedOn w:val="DefaultParagraphFont"/>
+    <w:link w:val="Heading2"/>
+    <w:uiPriority w:val="9"/>
+    <w:rsid w:val="00B50476"/>
+    <w:rPr>
+      <w:rFonts w:ascii="Times New Roman" w:eastAsia="Times New Roman" w:hAnsi="Times New Roman" w:cs="Times New Roman"/>
+      <w:b/>
+      <w:bCs/>
+      <w:sz w:val="18"/>
+      <w:szCs w:val="18"/>
+    </w:rPr>
   </w:style>
 </w:styles>
 </file>
